--- a/Мониторинг биполярного расстройства/Практика/Практика_433_Сафина_отчет.docx
+++ b/Мониторинг биполярного расстройства/Практика/Практика_433_Сафина_отчет.docx
@@ -156,30 +156,12 @@
         </w:rPr>
         <w:t>(</w:t>
       </w:r>
-      <w:proofErr w:type="spellStart"/>
-      <w:proofErr w:type="gramStart"/>
       <w:r>
         <w:rPr>
           <w:sz w:val="26"/>
           <w:szCs w:val="26"/>
         </w:rPr>
-        <w:t>СПбГТИ</w:t>
-      </w:r>
-      <w:proofErr w:type="spellEnd"/>
-      <w:r>
-        <w:rPr>
-          <w:sz w:val="26"/>
-          <w:szCs w:val="26"/>
-        </w:rPr>
-        <w:t>(</w:t>
-      </w:r>
-      <w:proofErr w:type="gramEnd"/>
-      <w:r>
-        <w:rPr>
-          <w:sz w:val="26"/>
-          <w:szCs w:val="26"/>
-        </w:rPr>
-        <w:t>ТУ)</w:t>
+        <w:t>СПбГТИ(ТУ)</w:t>
       </w:r>
       <w:r>
         <w:rPr>
@@ -308,17 +290,8 @@
                 <w:b/>
                 <w:i/>
               </w:rPr>
-              <w:t xml:space="preserve">Сафина Лейсан </w:t>
-            </w:r>
-            <w:proofErr w:type="spellStart"/>
-            <w:r>
-              <w:rPr>
-                <w:b/>
-                <w:i/>
-              </w:rPr>
-              <w:t>Айнуровна</w:t>
-            </w:r>
-            <w:proofErr w:type="spellEnd"/>
+              <w:t>Сафина Лейсан Айнуровна</w:t>
+            </w:r>
           </w:p>
         </w:tc>
       </w:tr>
@@ -523,21 +496,7 @@
               <w:rPr>
                 <w:b/>
               </w:rPr>
-              <w:t xml:space="preserve"> (</w:t>
-            </w:r>
-            <w:proofErr w:type="spellStart"/>
-            <w:r>
-              <w:rPr>
-                <w:b/>
-              </w:rPr>
-              <w:t>САПРиУ</w:t>
-            </w:r>
-            <w:proofErr w:type="spellEnd"/>
-            <w:r>
-              <w:rPr>
-                <w:b/>
-              </w:rPr>
-              <w:t>)</w:t>
+              <w:t xml:space="preserve"> (САПРиУ)</w:t>
             </w:r>
           </w:p>
         </w:tc>
@@ -650,15 +609,7 @@
           </w:p>
           <w:p>
             <w:r>
-              <w:t xml:space="preserve">Руководители практики от кафедры </w:t>
-            </w:r>
-            <w:proofErr w:type="spellStart"/>
-            <w:r>
-              <w:t>САПРиУ</w:t>
-            </w:r>
-            <w:proofErr w:type="spellEnd"/>
-            <w:r>
-              <w:t>:</w:t>
+              <w:t>Руководители практики от кафедры САПРиУ:</w:t>
             </w:r>
           </w:p>
           <w:p>
@@ -722,13 +673,8 @@
               </w:tabs>
               <w:jc w:val="center"/>
             </w:pPr>
-            <w:proofErr w:type="gramStart"/>
-            <w:r>
-              <w:t>Т.Б.</w:t>
-            </w:r>
-            <w:proofErr w:type="gramEnd"/>
-            <w:r>
-              <w:t xml:space="preserve"> </w:t>
+            <w:r>
+              <w:t xml:space="preserve">Т.Б. </w:t>
             </w:r>
             <w:r>
               <w:t>Чистякова</w:t>
@@ -750,13 +696,8 @@
               <w:jc w:val="center"/>
             </w:pPr>
             <w:r>
-              <w:t xml:space="preserve">Р.В. </w:t>
-            </w:r>
-            <w:proofErr w:type="spellStart"/>
-            <w:r>
-              <w:t>Макарук</w:t>
-            </w:r>
-            <w:proofErr w:type="spellEnd"/>
+              <w:t>Р.В. Макарук</w:t>
+            </w:r>
           </w:p>
           <w:p>
             <w:pPr>
@@ -1024,30 +965,12 @@
         </w:rPr>
         <w:t>(</w:t>
       </w:r>
-      <w:proofErr w:type="spellStart"/>
-      <w:proofErr w:type="gramStart"/>
       <w:r>
         <w:rPr>
           <w:sz w:val="26"/>
           <w:szCs w:val="26"/>
         </w:rPr>
-        <w:t>СПбГТИ</w:t>
-      </w:r>
-      <w:proofErr w:type="spellEnd"/>
-      <w:r>
-        <w:rPr>
-          <w:sz w:val="26"/>
-          <w:szCs w:val="26"/>
-        </w:rPr>
-        <w:t>(</w:t>
-      </w:r>
-      <w:proofErr w:type="gramEnd"/>
-      <w:r>
-        <w:rPr>
-          <w:sz w:val="26"/>
-          <w:szCs w:val="26"/>
-        </w:rPr>
-        <w:t>ТУ)</w:t>
+        <w:t>СПбГТИ(ТУ)</w:t>
       </w:r>
       <w:r>
         <w:rPr>
@@ -1212,17 +1135,8 @@
                 <w:b/>
                 <w:i/>
               </w:rPr>
-              <w:t xml:space="preserve">Сафиной Лейсан </w:t>
-            </w:r>
-            <w:proofErr w:type="spellStart"/>
-            <w:r>
-              <w:rPr>
-                <w:b/>
-                <w:i/>
-              </w:rPr>
-              <w:t>Айнуровне</w:t>
-            </w:r>
-            <w:proofErr w:type="spellEnd"/>
+              <w:t>Сафиной Лейсан Айнуровне</w:t>
+            </w:r>
           </w:p>
         </w:tc>
       </w:tr>
@@ -1648,21 +1562,13 @@
               </w:rPr>
             </w:pPr>
             <w:r>
-              <w:t xml:space="preserve">Срок сдачи отчета о </w:t>
-            </w:r>
-            <w:proofErr w:type="gramStart"/>
-            <w:r>
-              <w:t>практике</w:t>
+              <w:t>Срок сдачи отчета о практике</w:t>
             </w:r>
             <w:r>
               <w:t xml:space="preserve"> </w:t>
             </w:r>
             <w:r>
-              <w:t xml:space="preserve"> 17.07.2026</w:t>
-            </w:r>
-            <w:proofErr w:type="gramEnd"/>
-            <w:r>
-              <w:t xml:space="preserve"> г.</w:t>
+              <w:t xml:space="preserve"> 17.07.2026 г.</w:t>
             </w:r>
           </w:p>
         </w:tc>
@@ -2321,13 +2227,8 @@
             <w:r>
               <w:t xml:space="preserve"> программного обеспечения</w:t>
             </w:r>
-            <w:proofErr w:type="gramStart"/>
-            <w:r>
-              <w:t xml:space="preserve">   (</w:t>
-            </w:r>
-            <w:proofErr w:type="gramEnd"/>
-            <w:r>
-              <w:t>СУБД, библиотека функций для анализа звуковых характеристик, язык и среда программирования).</w:t>
+            <w:r>
+              <w:t xml:space="preserve">   (СУБД, библиотека функций для анализа звуковых характеристик, язык и среда программирования).</w:t>
             </w:r>
           </w:p>
         </w:tc>
@@ -2600,7 +2501,6 @@
               <w:shd w:val="clear" w:color="auto" w:fill="FFFFFF"/>
               <w:spacing w:line="223" w:lineRule="auto"/>
             </w:pPr>
-            <w:proofErr w:type="gramStart"/>
             <w:r>
               <w:t>М</w:t>
             </w:r>
@@ -2608,11 +2508,7 @@
               <w:t>.</w:t>
             </w:r>
             <w:r>
-              <w:t>Л.</w:t>
-            </w:r>
-            <w:proofErr w:type="gramEnd"/>
-            <w:r>
-              <w:t xml:space="preserve"> Поспелова</w:t>
+              <w:t>Л. Поспелова</w:t>
             </w:r>
           </w:p>
         </w:tc>
@@ -2638,16 +2534,8 @@
               <w:rPr>
                 <w:color w:val="000000"/>
               </w:rPr>
-              <w:t xml:space="preserve">Заведующий кафедрой </w:t>
-            </w:r>
-            <w:proofErr w:type="spellStart"/>
-            <w:r>
-              <w:rPr>
-                <w:color w:val="000000"/>
-              </w:rPr>
-              <w:t>САПРиУ</w:t>
-            </w:r>
-            <w:proofErr w:type="spellEnd"/>
+              <w:t>Заведующий кафедрой САПРиУ</w:t>
+            </w:r>
           </w:p>
           <w:p>
             <w:pPr>
@@ -2683,13 +2571,8 @@
               <w:shd w:val="clear" w:color="auto" w:fill="FFFFFF"/>
               <w:spacing w:line="223" w:lineRule="auto"/>
             </w:pPr>
-            <w:proofErr w:type="gramStart"/>
-            <w:r>
-              <w:t>Т.Б.</w:t>
-            </w:r>
-            <w:proofErr w:type="gramEnd"/>
-            <w:r>
-              <w:t xml:space="preserve"> Чистякова</w:t>
+            <w:r>
+              <w:t>Т.Б. Чистякова</w:t>
             </w:r>
           </w:p>
         </w:tc>
@@ -2709,15 +2592,7 @@
               <w:spacing w:after="0" w:line="223" w:lineRule="auto"/>
             </w:pPr>
             <w:r>
-              <w:t xml:space="preserve">Руководители практики от кафедры </w:t>
-            </w:r>
-            <w:proofErr w:type="spellStart"/>
-            <w:r>
-              <w:t>САПРиУ</w:t>
-            </w:r>
-            <w:proofErr w:type="spellEnd"/>
-            <w:r>
-              <w:t>:</w:t>
+              <w:t>Руководители практики от кафедры САПРиУ:</w:t>
             </w:r>
           </w:p>
           <w:p>
@@ -2803,13 +2678,8 @@
               <w:shd w:val="clear" w:color="auto" w:fill="FFFFFF"/>
               <w:spacing w:after="0" w:line="223" w:lineRule="auto"/>
             </w:pPr>
-            <w:proofErr w:type="gramStart"/>
-            <w:r>
-              <w:t>Т.Б.</w:t>
-            </w:r>
-            <w:proofErr w:type="gramEnd"/>
-            <w:r>
-              <w:t xml:space="preserve"> Чистякова</w:t>
+            <w:r>
+              <w:t>Т.Б. Чистякова</w:t>
             </w:r>
           </w:p>
           <w:p>
@@ -2819,13 +2689,8 @@
               <w:spacing w:after="0" w:line="223" w:lineRule="auto"/>
             </w:pPr>
             <w:r>
-              <w:t xml:space="preserve">Р.В. </w:t>
-            </w:r>
-            <w:proofErr w:type="spellStart"/>
-            <w:r>
-              <w:t>Макарук</w:t>
-            </w:r>
-            <w:proofErr w:type="spellEnd"/>
+              <w:t>Р.В. Макарук</w:t>
+            </w:r>
           </w:p>
           <w:p>
             <w:pPr>
@@ -2880,13 +2745,8 @@
               <w:shd w:val="clear" w:color="auto" w:fill="FFFFFF"/>
               <w:spacing w:after="0" w:line="223" w:lineRule="auto"/>
             </w:pPr>
-            <w:proofErr w:type="gramStart"/>
-            <w:r>
-              <w:t>Л.А.</w:t>
-            </w:r>
-            <w:proofErr w:type="gramEnd"/>
-            <w:r>
-              <w:t xml:space="preserve"> Сафина</w:t>
+            <w:r>
+              <w:t>Л.А. Сафина</w:t>
             </w:r>
           </w:p>
         </w:tc>
@@ -3095,21 +2955,7 @@
             <w:rStyle w:val="a5"/>
             <w:noProof/>
           </w:rPr>
-          <w:t>2 Построение формализованного описания процедуры анализа характеристик речи пациента при диагностирован</w:t>
-        </w:r>
-        <w:r>
-          <w:rPr>
-            <w:rStyle w:val="a5"/>
-            <w:noProof/>
-          </w:rPr>
-          <w:t>н</w:t>
-        </w:r>
-        <w:r>
-          <w:rPr>
-            <w:rStyle w:val="a5"/>
-            <w:noProof/>
-          </w:rPr>
-          <w:t>ом БАР. Постановка задачи количественной оценки звуковых биомаркеров пациентов с БАР на основе анализа характеристик их речи</w:t>
+          <w:t>2 Построение формализованного описания процедуры анализа характеристик речи пациента при диагностированном БАР. Постановка задачи количественной оценки звуковых биомаркеров пациентов с БАР на основе анализа характеристик их речи</w:t>
         </w:r>
         <w:r>
           <w:rPr>
@@ -3939,14 +3785,12 @@
                 <w:lang w:val="en-US"/>
               </w:rPr>
             </w:pPr>
-            <w:proofErr w:type="spellStart"/>
             <w:r>
               <w:rPr>
                 <w:lang w:val="en-US"/>
               </w:rPr>
               <w:t>BDmon</w:t>
             </w:r>
-            <w:proofErr w:type="spellEnd"/>
             <w:r>
               <w:rPr>
                 <w:lang w:val="en-US"/>
@@ -3985,14 +3829,12 @@
                 <w:lang w:val="en-US"/>
               </w:rPr>
             </w:pPr>
-            <w:proofErr w:type="spellStart"/>
             <w:r>
               <w:rPr>
                 <w:lang w:val="en-US"/>
               </w:rPr>
               <w:t>MoodMon</w:t>
             </w:r>
-            <w:proofErr w:type="spellEnd"/>
             <w:r>
               <w:rPr>
                 <w:lang w:val="en-US"/>
@@ -4614,16 +4456,8 @@
         <w:rPr>
           <w:szCs w:val="28"/>
         </w:rPr>
-        <w:t xml:space="preserve"> и </w:t>
-      </w:r>
-      <w:proofErr w:type="spellStart"/>
-      <w:r>
-        <w:rPr>
-          <w:szCs w:val="28"/>
-        </w:rPr>
-        <w:t>эвтимия</w:t>
-      </w:r>
-      <w:proofErr w:type="spellEnd"/>
+        <w:t xml:space="preserve"> и эвтимия</w:t>
+      </w:r>
       <w:r>
         <w:rPr>
           <w:szCs w:val="28"/>
@@ -4767,6 +4601,15 @@
       </w:r>
       <w:r>
         <w:instrText xml:space="preserve"> INCLUDEPICTURE "https://studfile.net/html/2706/226/html_IdlCNRBUfI.mSVk/img-t_dO8g.png" \* MERGEFORMATINET </w:instrText>
+      </w:r>
+      <w:r>
+        <w:fldChar w:fldCharType="separate"/>
+      </w:r>
+      <w:r>
+        <w:fldChar w:fldCharType="begin"/>
+      </w:r>
+      <w:r>
+        <w:instrText xml:space="preserve"> INCLUDEPICTURE  "https://studfile.net/html/2706/226/html_IdlCNRBUfI.mSVk/img-t_dO8g.png" \* MERGEFORMATINET </w:instrText>
       </w:r>
       <w:r>
         <w:fldChar w:fldCharType="separate"/>
@@ -4819,10 +4662,13 @@
             <v:path o:extrusionok="f" gradientshapeok="t" o:connecttype="rect"/>
             <o:lock v:ext="edit" aspectratio="t"/>
           </v:shapetype>
-          <v:shape id="_x0000_i1025" type="#_x0000_t75" alt="Picture background" style="width:422pt;height:202.45pt">
+          <v:shape id="_x0000_i1025" type="#_x0000_t75" alt="Picture background" style="width:421.95pt;height:202.6pt">
             <v:imagedata r:id="rId12" r:href="rId13"/>
           </v:shape>
         </w:pict>
+      </w:r>
+      <w:r>
+        <w:fldChar w:fldCharType="end"/>
       </w:r>
       <w:r>
         <w:fldChar w:fldCharType="end"/>
@@ -5071,14 +4917,12 @@
                 <w:rFonts w:eastAsia="Times New Roman"/>
               </w:rPr>
             </w:pPr>
-            <w:proofErr w:type="spellStart"/>
             <w:r>
               <w:rPr>
                 <w:rFonts w:eastAsia="Times New Roman"/>
               </w:rPr>
               <w:t>Эвтимия</w:t>
             </w:r>
-            <w:proofErr w:type="spellEnd"/>
           </w:p>
         </w:tc>
       </w:tr>
@@ -5106,19 +4950,11 @@
                 <w:rFonts w:eastAsia="Times New Roman"/>
               </w:rPr>
             </w:pPr>
-            <w:proofErr w:type="spellStart"/>
-            <w:r>
-              <w:rPr>
-                <w:rFonts w:eastAsia="Times New Roman"/>
-              </w:rPr>
-              <w:t>Mean</w:t>
-            </w:r>
-            <w:proofErr w:type="spellEnd"/>
-            <w:r>
-              <w:rPr>
-                <w:rFonts w:eastAsia="Times New Roman"/>
-              </w:rPr>
-              <w:t>(F</w:t>
+            <w:r>
+              <w:rPr>
+                <w:rFonts w:eastAsia="Times New Roman"/>
+              </w:rPr>
+              <w:t>Mean(F</w:t>
             </w:r>
             <w:r>
               <w:rPr>
@@ -5240,42 +5076,26 @@
                 <w:rFonts w:eastAsia="Times New Roman"/>
               </w:rPr>
             </w:pPr>
-            <w:proofErr w:type="gramStart"/>
-            <w:r>
-              <w:rPr>
-                <w:rFonts w:eastAsia="Times New Roman"/>
-              </w:rPr>
-              <w:t>220-260</w:t>
-            </w:r>
-            <w:proofErr w:type="gramEnd"/>
-            <w:r>
-              <w:rPr>
-                <w:rFonts w:eastAsia="Times New Roman"/>
-              </w:rPr>
-              <w:t xml:space="preserve"> (жен)</w:t>
-            </w:r>
-          </w:p>
-          <w:p>
-            <w:pPr>
-              <w:spacing w:line="360" w:lineRule="auto"/>
-              <w:jc w:val="both"/>
-              <w:rPr>
-                <w:rFonts w:eastAsia="Times New Roman"/>
-              </w:rPr>
-            </w:pPr>
-            <w:proofErr w:type="gramStart"/>
-            <w:r>
-              <w:rPr>
-                <w:rFonts w:eastAsia="Times New Roman"/>
-              </w:rPr>
-              <w:t>120-150</w:t>
-            </w:r>
-            <w:proofErr w:type="gramEnd"/>
-            <w:r>
-              <w:rPr>
-                <w:rFonts w:eastAsia="Times New Roman"/>
-              </w:rPr>
-              <w:t xml:space="preserve"> (муж)</w:t>
+            <w:r>
+              <w:rPr>
+                <w:rFonts w:eastAsia="Times New Roman"/>
+              </w:rPr>
+              <w:t>220-260 (жен)</w:t>
+            </w:r>
+          </w:p>
+          <w:p>
+            <w:pPr>
+              <w:spacing w:line="360" w:lineRule="auto"/>
+              <w:jc w:val="both"/>
+              <w:rPr>
+                <w:rFonts w:eastAsia="Times New Roman"/>
+              </w:rPr>
+            </w:pPr>
+            <w:r>
+              <w:rPr>
+                <w:rFonts w:eastAsia="Times New Roman"/>
+              </w:rPr>
+              <w:t>120-150 (муж)</w:t>
             </w:r>
           </w:p>
         </w:tc>
@@ -5314,42 +5134,26 @@
                 <w:rFonts w:eastAsia="Times New Roman"/>
               </w:rPr>
             </w:pPr>
-            <w:proofErr w:type="gramStart"/>
-            <w:r>
-              <w:rPr>
-                <w:rFonts w:eastAsia="Times New Roman"/>
-              </w:rPr>
-              <w:t>180-200</w:t>
-            </w:r>
-            <w:proofErr w:type="gramEnd"/>
-            <w:r>
-              <w:rPr>
-                <w:rFonts w:eastAsia="Times New Roman"/>
-              </w:rPr>
-              <w:t xml:space="preserve"> (жен)</w:t>
-            </w:r>
-          </w:p>
-          <w:p>
-            <w:pPr>
-              <w:spacing w:line="360" w:lineRule="auto"/>
-              <w:jc w:val="both"/>
-              <w:rPr>
-                <w:rFonts w:eastAsia="Times New Roman"/>
-              </w:rPr>
-            </w:pPr>
-            <w:proofErr w:type="gramStart"/>
-            <w:r>
-              <w:rPr>
-                <w:rFonts w:eastAsia="Times New Roman"/>
-              </w:rPr>
-              <w:t>100-110</w:t>
-            </w:r>
-            <w:proofErr w:type="gramEnd"/>
-            <w:r>
-              <w:rPr>
-                <w:rFonts w:eastAsia="Times New Roman"/>
-              </w:rPr>
-              <w:t xml:space="preserve"> (муж)</w:t>
+            <w:r>
+              <w:rPr>
+                <w:rFonts w:eastAsia="Times New Roman"/>
+              </w:rPr>
+              <w:t>180-200 (жен)</w:t>
+            </w:r>
+          </w:p>
+          <w:p>
+            <w:pPr>
+              <w:spacing w:line="360" w:lineRule="auto"/>
+              <w:jc w:val="both"/>
+              <w:rPr>
+                <w:rFonts w:eastAsia="Times New Roman"/>
+              </w:rPr>
+            </w:pPr>
+            <w:r>
+              <w:rPr>
+                <w:rFonts w:eastAsia="Times New Roman"/>
+              </w:rPr>
+              <w:t>100-110 (муж)</w:t>
             </w:r>
           </w:p>
         </w:tc>
@@ -5388,37 +5192,27 @@
                 <w:rFonts w:eastAsia="Times New Roman"/>
               </w:rPr>
             </w:pPr>
-            <w:proofErr w:type="gramStart"/>
-            <w:r>
-              <w:rPr>
-                <w:rFonts w:eastAsia="Times New Roman"/>
-              </w:rPr>
-              <w:t>200-220</w:t>
-            </w:r>
-            <w:proofErr w:type="gramEnd"/>
-            <w:r>
-              <w:rPr>
-                <w:rFonts w:eastAsia="Times New Roman"/>
-              </w:rPr>
-              <w:t xml:space="preserve"> (жен)</w:t>
-            </w:r>
-          </w:p>
-          <w:p>
-            <w:pPr>
-              <w:spacing w:line="360" w:lineRule="auto"/>
-              <w:jc w:val="both"/>
-              <w:rPr>
-                <w:rFonts w:eastAsia="Times New Roman"/>
-              </w:rPr>
-            </w:pPr>
-            <w:proofErr w:type="gramStart"/>
+            <w:r>
+              <w:rPr>
+                <w:rFonts w:eastAsia="Times New Roman"/>
+              </w:rPr>
+              <w:t>200-220 (жен)</w:t>
+            </w:r>
+          </w:p>
+          <w:p>
+            <w:pPr>
+              <w:spacing w:line="360" w:lineRule="auto"/>
+              <w:jc w:val="both"/>
+              <w:rPr>
+                <w:rFonts w:eastAsia="Times New Roman"/>
+              </w:rPr>
+            </w:pPr>
             <w:r>
               <w:rPr>
                 <w:rFonts w:eastAsia="Times New Roman"/>
               </w:rPr>
               <w:t>110-125</w:t>
             </w:r>
-            <w:proofErr w:type="gramEnd"/>
           </w:p>
           <w:p>
             <w:pPr>
@@ -5606,14 +5400,12 @@
                 <w:rFonts w:eastAsia="Times New Roman"/>
               </w:rPr>
             </w:pPr>
-            <w:proofErr w:type="spellStart"/>
             <w:r>
               <w:rPr>
                 <w:rFonts w:eastAsia="Times New Roman"/>
               </w:rPr>
               <w:t>Эвтимия</w:t>
             </w:r>
-            <w:proofErr w:type="spellEnd"/>
           </w:p>
         </w:tc>
       </w:tr>
@@ -5804,14 +5596,12 @@
                 <w:rFonts w:eastAsia="Times New Roman"/>
               </w:rPr>
             </w:pPr>
-            <w:proofErr w:type="spellStart"/>
             <w:r>
               <w:rPr>
                 <w:rFonts w:eastAsia="Times New Roman"/>
               </w:rPr>
               <w:t>Jitter</w:t>
             </w:r>
-            <w:proofErr w:type="spellEnd"/>
             <w:r>
               <w:rPr>
                 <w:rFonts w:eastAsia="Times New Roman"/>
@@ -6799,14 +6589,12 @@
                 <w:rFonts w:eastAsia="Times New Roman"/>
               </w:rPr>
             </w:pPr>
-            <w:proofErr w:type="spellStart"/>
             <w:r>
               <w:rPr>
                 <w:rFonts w:eastAsia="Times New Roman"/>
               </w:rPr>
               <w:t>Эвтимия</w:t>
             </w:r>
-            <w:proofErr w:type="spellEnd"/>
           </w:p>
         </w:tc>
       </w:tr>
@@ -6835,14 +6623,12 @@
                 <w:rFonts w:eastAsia="Times New Roman"/>
               </w:rPr>
             </w:pPr>
-            <w:proofErr w:type="spellStart"/>
             <w:r>
               <w:rPr>
                 <w:rFonts w:eastAsia="Times New Roman"/>
               </w:rPr>
               <w:t>Shimmer</w:t>
             </w:r>
-            <w:proofErr w:type="spellEnd"/>
             <w:r>
               <w:rPr>
                 <w:rFonts w:eastAsia="Times New Roman"/>
@@ -7045,49 +6831,7 @@
               <w:rPr>
                 <w:rFonts w:eastAsia="Times New Roman"/>
               </w:rPr>
-              <w:t>APQ (</w:t>
-            </w:r>
-            <w:proofErr w:type="spellStart"/>
-            <w:r>
-              <w:rPr>
-                <w:rFonts w:eastAsia="Times New Roman"/>
-              </w:rPr>
-              <w:t>Amplitude</w:t>
-            </w:r>
-            <w:proofErr w:type="spellEnd"/>
-            <w:r>
-              <w:rPr>
-                <w:rFonts w:eastAsia="Times New Roman"/>
-              </w:rPr>
-              <w:t xml:space="preserve"> </w:t>
-            </w:r>
-            <w:proofErr w:type="spellStart"/>
-            <w:r>
-              <w:rPr>
-                <w:rFonts w:eastAsia="Times New Roman"/>
-              </w:rPr>
-              <w:t>Perturbation</w:t>
-            </w:r>
-            <w:proofErr w:type="spellEnd"/>
-            <w:r>
-              <w:rPr>
-                <w:rFonts w:eastAsia="Times New Roman"/>
-              </w:rPr>
-              <w:t xml:space="preserve"> </w:t>
-            </w:r>
-            <w:proofErr w:type="spellStart"/>
-            <w:r>
-              <w:rPr>
-                <w:rFonts w:eastAsia="Times New Roman"/>
-              </w:rPr>
-              <w:t>Quotient</w:t>
-            </w:r>
-            <w:proofErr w:type="spellEnd"/>
-            <w:r>
-              <w:rPr>
-                <w:rFonts w:eastAsia="Times New Roman"/>
-              </w:rPr>
-              <w:t>), %</w:t>
+              <w:t>APQ (Amplitude Perturbation Quotient), %</w:t>
             </w:r>
           </w:p>
         </w:tc>
@@ -7397,7 +7141,6 @@
                 <w:rFonts w:eastAsia="Times New Roman"/>
               </w:rPr>
             </w:pPr>
-            <w:proofErr w:type="spellStart"/>
             <w:r>
               <w:rPr>
                 <w:rFonts w:eastAsia="Times New Roman"/>
@@ -7405,7 +7148,6 @@
               </w:rPr>
               <w:t>Характеристика</w:t>
             </w:r>
-            <w:proofErr w:type="spellEnd"/>
           </w:p>
         </w:tc>
         <w:tc>
@@ -7427,7 +7169,6 @@
                 <w:rFonts w:eastAsia="Times New Roman"/>
               </w:rPr>
             </w:pPr>
-            <w:proofErr w:type="spellStart"/>
             <w:r>
               <w:rPr>
                 <w:rFonts w:eastAsia="Times New Roman"/>
@@ -7441,7 +7182,6 @@
               </w:rPr>
               <w:t>еделение</w:t>
             </w:r>
-            <w:proofErr w:type="spellEnd"/>
           </w:p>
         </w:tc>
         <w:tc>
@@ -7463,7 +7203,6 @@
                 <w:rFonts w:eastAsia="Times New Roman"/>
               </w:rPr>
             </w:pPr>
-            <w:proofErr w:type="spellStart"/>
             <w:r>
               <w:rPr>
                 <w:rFonts w:eastAsia="Times New Roman"/>
@@ -7471,7 +7210,6 @@
               </w:rPr>
               <w:t>Мания</w:t>
             </w:r>
-            <w:proofErr w:type="spellEnd"/>
           </w:p>
         </w:tc>
         <w:tc>
@@ -7493,7 +7231,6 @@
                 <w:rFonts w:eastAsia="Times New Roman"/>
               </w:rPr>
             </w:pPr>
-            <w:proofErr w:type="spellStart"/>
             <w:r>
               <w:rPr>
                 <w:rFonts w:eastAsia="Times New Roman"/>
@@ -7501,7 +7238,6 @@
               </w:rPr>
               <w:t>Депрессия</w:t>
             </w:r>
-            <w:proofErr w:type="spellEnd"/>
           </w:p>
         </w:tc>
         <w:tc>
@@ -7523,7 +7259,6 @@
                 <w:rFonts w:eastAsia="Times New Roman"/>
               </w:rPr>
             </w:pPr>
-            <w:proofErr w:type="spellStart"/>
             <w:r>
               <w:rPr>
                 <w:rFonts w:eastAsia="Times New Roman"/>
@@ -7531,7 +7266,6 @@
               </w:rPr>
               <w:t>Эвтимия</w:t>
             </w:r>
-            <w:proofErr w:type="spellEnd"/>
           </w:p>
         </w:tc>
       </w:tr>
@@ -7813,7 +7547,6 @@
                 <w:rFonts w:eastAsia="Times New Roman"/>
               </w:rPr>
             </w:pPr>
-            <w:proofErr w:type="spellStart"/>
             <w:r>
               <w:rPr>
                 <w:rFonts w:eastAsia="Times New Roman"/>
@@ -7821,7 +7554,6 @@
               </w:rPr>
               <w:t>Характеристика</w:t>
             </w:r>
-            <w:proofErr w:type="spellEnd"/>
           </w:p>
         </w:tc>
         <w:tc>
@@ -7844,7 +7576,6 @@
                 <w:rFonts w:eastAsia="Times New Roman"/>
               </w:rPr>
             </w:pPr>
-            <w:proofErr w:type="spellStart"/>
             <w:r>
               <w:rPr>
                 <w:rFonts w:eastAsia="Times New Roman"/>
@@ -7858,7 +7589,6 @@
               </w:rPr>
               <w:t>еделение</w:t>
             </w:r>
-            <w:proofErr w:type="spellEnd"/>
           </w:p>
         </w:tc>
         <w:tc>
@@ -7881,7 +7611,6 @@
                 <w:rFonts w:eastAsia="Times New Roman"/>
               </w:rPr>
             </w:pPr>
-            <w:proofErr w:type="spellStart"/>
             <w:r>
               <w:rPr>
                 <w:rFonts w:eastAsia="Times New Roman"/>
@@ -7889,7 +7618,6 @@
               </w:rPr>
               <w:t>Мания</w:t>
             </w:r>
-            <w:proofErr w:type="spellEnd"/>
           </w:p>
         </w:tc>
         <w:tc>
@@ -7912,7 +7640,6 @@
                 <w:rFonts w:eastAsia="Times New Roman"/>
               </w:rPr>
             </w:pPr>
-            <w:proofErr w:type="spellStart"/>
             <w:r>
               <w:rPr>
                 <w:rFonts w:eastAsia="Times New Roman"/>
@@ -7920,7 +7647,6 @@
               </w:rPr>
               <w:t>Депрессия</w:t>
             </w:r>
-            <w:proofErr w:type="spellEnd"/>
           </w:p>
         </w:tc>
         <w:tc>
@@ -7943,7 +7669,6 @@
                 <w:rFonts w:eastAsia="Times New Roman"/>
               </w:rPr>
             </w:pPr>
-            <w:proofErr w:type="spellStart"/>
             <w:r>
               <w:rPr>
                 <w:rFonts w:eastAsia="Times New Roman"/>
@@ -7951,7 +7676,6 @@
               </w:rPr>
               <w:t>Эвтимия</w:t>
             </w:r>
-            <w:proofErr w:type="spellEnd"/>
           </w:p>
         </w:tc>
       </w:tr>
@@ -8395,14 +8119,12 @@
                 <w:rFonts w:eastAsia="Times New Roman"/>
               </w:rPr>
             </w:pPr>
-            <w:proofErr w:type="spellStart"/>
             <w:r>
               <w:rPr>
                 <w:rFonts w:eastAsia="Times New Roman"/>
               </w:rPr>
               <w:t>Эвтимия</w:t>
             </w:r>
-            <w:proofErr w:type="spellEnd"/>
           </w:p>
         </w:tc>
       </w:tr>
@@ -8861,10 +8583,10 @@
       </w:pPr>
       <w:r>
         <w:object w:dxaOrig="8110" w:dyaOrig="3021" w14:anchorId="52E8D372">
-          <v:shape id="_x0000_i1026" type="#_x0000_t75" style="width:405.6pt;height:151.15pt" o:ole="">
+          <v:shape id="_x0000_i1026" type="#_x0000_t75" style="width:405.2pt;height:151.55pt" o:ole="">
             <v:imagedata r:id="rId14" o:title=""/>
           </v:shape>
-          <o:OLEObject Type="Embed" ProgID="Visio.Drawing.15" ShapeID="_x0000_i1026" DrawAspect="Content" ObjectID="_1845791435" r:id="rId15"/>
+          <o:OLEObject Type="Embed" ProgID="Visio.Drawing.15" ShapeID="_x0000_i1026" DrawAspect="Content" ObjectID="_1845824309" r:id="rId15"/>
         </w:object>
       </w:r>
     </w:p>
@@ -9136,14 +8858,12 @@
       <w:r>
         <w:t xml:space="preserve">, </w:t>
       </w:r>
-      <w:proofErr w:type="spellStart"/>
       <w:r>
         <w:rPr>
           <w:lang w:val="en-US"/>
         </w:rPr>
         <w:t>Qd</w:t>
       </w:r>
-      <w:proofErr w:type="spellEnd"/>
       <w:r>
         <w:t>} – вектор назначенных препаратов (</w:t>
       </w:r>
@@ -9156,14 +8876,12 @@
       <w:r>
         <w:t xml:space="preserve"> – название препарата, </w:t>
       </w:r>
-      <w:proofErr w:type="spellStart"/>
       <w:r>
         <w:rPr>
           <w:lang w:val="en-US"/>
         </w:rPr>
         <w:t>Qd</w:t>
       </w:r>
-      <w:proofErr w:type="spellEnd"/>
       <w:r>
         <w:t xml:space="preserve"> – дозировка препарата), </w:t>
       </w:r>
@@ -9676,14 +9394,12 @@
         <w:spacing w:line="360" w:lineRule="auto"/>
         <w:jc w:val="both"/>
       </w:pPr>
-      <w:proofErr w:type="spellStart"/>
       <w:r>
         <w:rPr>
           <w:lang w:val="en-US"/>
         </w:rPr>
         <w:t>Sh</w:t>
       </w:r>
-      <w:proofErr w:type="spellEnd"/>
       <w:r>
         <w:t xml:space="preserve"> – показатель нестабильности амплитуды речи</w:t>
       </w:r>
@@ -9809,14 +9525,12 @@
           <w:lang w:val="en-US"/>
         </w:rPr>
       </w:pPr>
-      <w:proofErr w:type="spellStart"/>
       <w:r>
         <w:rPr>
           <w:lang w:val="en-US"/>
         </w:rPr>
         <w:t>Bt</w:t>
       </w:r>
-      <w:proofErr w:type="spellEnd"/>
       <w:r>
         <w:t xml:space="preserve"> – вектор темпоральных </w:t>
       </w:r>
@@ -9935,21 +9649,7 @@
                       <w:rFonts w:ascii="Cambria Math" w:hAnsi="Cambria Math"/>
                       <w:lang w:val="en-US"/>
                     </w:rPr>
-                    <m:t>={Cf,Ng</m:t>
-                  </m:r>
-                  <m:r>
-                    <w:rPr>
-                      <w:rFonts w:ascii="Cambria Math" w:hAnsi="Cambria Math"/>
-                      <w:lang w:val="en-US"/>
-                    </w:rPr>
-                    <m:t>, La</m:t>
-                  </m:r>
-                  <m:r>
-                    <w:rPr>
-                      <w:rFonts w:ascii="Cambria Math" w:hAnsi="Cambria Math"/>
-                      <w:lang w:val="en-US"/>
-                    </w:rPr>
-                    <m:t>}</m:t>
+                    <m:t>={Cf,Ng, La}</m:t>
                   </m:r>
                 </m:num>
                 <m:den>
@@ -10414,14 +10114,12 @@
       <w:r>
         <w:t xml:space="preserve">, </w:t>
       </w:r>
-      <w:proofErr w:type="spellStart"/>
       <w:r>
         <w:rPr>
           <w:lang w:val="en-US"/>
         </w:rPr>
         <w:t>Sh</w:t>
       </w:r>
-      <w:proofErr w:type="spellEnd"/>
       <w:r>
         <w:t xml:space="preserve">, </w:t>
       </w:r>
@@ -10569,14 +10267,12 @@
       <w:r>
         <w:t xml:space="preserve">, </w:t>
       </w:r>
-      <w:proofErr w:type="spellStart"/>
       <w:r>
         <w:rPr>
           <w:lang w:val="en-US"/>
         </w:rPr>
         <w:t>Bt</w:t>
       </w:r>
-      <w:proofErr w:type="spellEnd"/>
       <w:r>
         <w:t>}</w:t>
       </w:r>
@@ -10647,47 +10343,39 @@
       <w:r>
         <w:t>вектор референсных значений фаз R = {</w:t>
       </w:r>
-      <w:proofErr w:type="spellStart"/>
       <w:r>
         <w:rPr>
           <w:lang w:val="en-US"/>
         </w:rPr>
         <w:t>Rmax</w:t>
       </w:r>
-      <w:proofErr w:type="spellEnd"/>
       <w:r>
         <w:t xml:space="preserve"> – максимальное референсное значение, </w:t>
       </w:r>
-      <w:proofErr w:type="spellStart"/>
       <w:r>
         <w:rPr>
           <w:lang w:val="en-US"/>
         </w:rPr>
         <w:t>Rmin</w:t>
       </w:r>
-      <w:proofErr w:type="spellEnd"/>
       <w:r>
         <w:t xml:space="preserve"> – минимальное референсное значение, </w:t>
       </w:r>
-      <w:proofErr w:type="spellStart"/>
       <w:r>
         <w:rPr>
           <w:lang w:val="en-US"/>
         </w:rPr>
         <w:t>AgMax</w:t>
       </w:r>
-      <w:proofErr w:type="spellEnd"/>
       <w:r>
         <w:t xml:space="preserve"> – максимальная граница диапазона возраста, </w:t>
       </w:r>
-      <w:proofErr w:type="spellStart"/>
       <w:r>
         <w:rPr>
           <w:lang w:val="en-US"/>
         </w:rPr>
         <w:t>AgMin</w:t>
       </w:r>
-      <w:proofErr w:type="spellEnd"/>
       <w:r>
         <w:t xml:space="preserve">  –  минимальная граница диапазона возраста, </w:t>
       </w:r>
@@ -10703,14 +10391,12 @@
       <w:r>
         <w:t xml:space="preserve">логин аккаунта врача </w:t>
       </w:r>
-      <w:proofErr w:type="spellStart"/>
       <w:r>
         <w:rPr>
           <w:lang w:val="en-US"/>
         </w:rPr>
         <w:t>ld</w:t>
       </w:r>
-      <w:proofErr w:type="spellEnd"/>
       <w:r>
         <w:t xml:space="preserve">, пароль аккаунта врача </w:t>
       </w:r>
@@ -10750,15 +10436,7 @@
         <w:jc w:val="both"/>
       </w:pPr>
       <w:r>
-        <w:t xml:space="preserve">Анамнез пациента является обезличенным (не содержит в себе личностных данных: ФИО, место проживания и </w:t>
-      </w:r>
-      <w:proofErr w:type="spellStart"/>
-      <w:r>
-        <w:t>т.д</w:t>
-      </w:r>
-      <w:proofErr w:type="spellEnd"/>
-      <w:r>
-        <w:t>).</w:t>
+        <w:t>Анамнез пациента является обезличенным (не содержит в себе личностных данных: ФИО, место проживания и т.д).</w:t>
       </w:r>
       <w:r>
         <w:t xml:space="preserve"> В базе денных пациентов характеристик их речи, звуковых биомаркеров и БАР не хранятся звуковые дорожки ради сохранения конфиденциальности пациента.</w:t>
@@ -11407,10 +11085,10 @@
       </w:pPr>
       <w:r>
         <w:object w:dxaOrig="9410" w:dyaOrig="4541" w14:anchorId="5EEBEBB4">
-          <v:shape id="_x0000_i1028" type="#_x0000_t75" style="width:372.85pt;height:179.65pt" o:ole="">
+          <v:shape id="_x0000_i1027" type="#_x0000_t75" style="width:372.55pt;height:180pt" o:ole="">
             <v:imagedata r:id="rId20" o:title=""/>
           </v:shape>
-          <o:OLEObject Type="Embed" ProgID="Visio.Drawing.15" ShapeID="_x0000_i1028" DrawAspect="Content" ObjectID="_1845791436" r:id="rId21"/>
+          <o:OLEObject Type="Embed" ProgID="Visio.Drawing.15" ShapeID="_x0000_i1027" DrawAspect="Content" ObjectID="_1845824310" r:id="rId21"/>
         </w:object>
       </w:r>
     </w:p>
@@ -11460,10 +11138,10 @@
       </w:pPr>
       <w:r>
         <w:object w:dxaOrig="5271" w:dyaOrig="4780" w14:anchorId="68D618AA">
-          <v:shape id="_x0000_i1029" type="#_x0000_t75" style="width:249.5pt;height:226.7pt" o:ole="">
+          <v:shape id="_x0000_i1028" type="#_x0000_t75" style="width:249.5pt;height:226.9pt" o:ole="">
             <v:imagedata r:id="rId22" o:title=""/>
           </v:shape>
-          <o:OLEObject Type="Embed" ProgID="Visio.Drawing.15" ShapeID="_x0000_i1029" DrawAspect="Content" ObjectID="_1845791437" r:id="rId23"/>
+          <o:OLEObject Type="Embed" ProgID="Visio.Drawing.15" ShapeID="_x0000_i1028" DrawAspect="Content" ObjectID="_1845824311" r:id="rId23"/>
         </w:object>
       </w:r>
     </w:p>
@@ -11636,11 +11314,23 @@
         <w:fldChar w:fldCharType="separate"/>
       </w:r>
       <w:r>
+        <w:fldChar w:fldCharType="begin"/>
+      </w:r>
+      <w:r>
+        <w:instrText xml:space="preserve"> INCLUDEPICTURE  "https://yandex-images.clstorage.net/WhDu51217/4ff25eD7/2estIlaxOZ7yvdttZ1Jw1bntCMQGSigqTz57HpMGS1xvru7wYipVfILbtkJSSQySFj5lAR5gNdDNtqa1RPVVK_yfyLaTtQ3ewv1KSfaTVOS5Pdz0xy8MPw_b2Ki0dEkf3WhcIgWd9NnXXnYm8z1IscBfRjT5JDAHGmXj4uYlVPxoWl-QtbC46xBPWGgWckLU2D-9V5W5jVv4_0kqRARLrb057JMEb4Tb9p82tbUdOHLBeWTWqafRF_u1YtMmhnZuK1ttUmeDuGky7UrL9-Fi9VntzUeUem3aWo6r2mTE-EytWC_QNX8nO3Veluclnouw4DrkRGoWMDX5liMBJUcknrjbDGF2Ewm7gEybasaB4wV7Pj-kRGot-9n8aghEFgl8fOge8VfsJkiWL3dUF1848oGZBfdb5PFGKZazctaHBD-a-i_R97J66gF--igU0vO1GZ8NNDbpXZhar-mZ9pbJDFyJDhCHzkf41y6XFdSc2OBi-3d2CTRARejVYvBlhEbOGvgdcpQyuktCLejY94KyhvmN3NdGSMxI-CzJmDU0y2w9yt3S1B0ES6TOJGcGrenDkrgmF9slAEUYZgDCJqYFPUkqbxFW8PgrMPwb2QQwU1cpnB209Fs8Kcq9uMvkBUm8nLgP42aPh_qnfSV0FT0rAMM7hCSJ9PD2urZDgDUmtq05mM0R1AJruLDs6MjUINLk2X0uZ5bbLAp57kkJ9CUYDv-rHxFFzWQr526GttSOGfKjiEQ2aydAFemHskCGV0dsSFrvYIfhGuoyLjlo9OKgZMne7RVnWTz5u6wpuERGOBxu65wz1f-VCwc9d-ZknBpCUIklxBs1kzeb9CGBxaXlPGmIffB083j7AnzoO-dhEJT7zv-29SjNq1j829vnVNvcjsstICc9JftXHQSk5_75olL5BZTJ5REFS_SBUzfndEy5aC3idzKb2RKPyyum8rLV2i7-5pY7XmgKDWj7hRTJk" \* MERGEFORMATINET </w:instrText>
+      </w:r>
+      <w:r>
+        <w:fldChar w:fldCharType="separate"/>
+      </w:r>
+      <w:r>
         <w:pict w14:anchorId="726E4AB2">
-          <v:shape id="_x0000_i1030" type="#_x0000_t75" alt="Picture background" style="width:352.15pt;height:273.05pt">
+          <v:shape id="_x0000_i1029" type="#_x0000_t75" alt="Picture background" style="width:352.45pt;height:272.95pt">
             <v:imagedata r:id="rId24" r:href="rId25"/>
           </v:shape>
         </w:pict>
+      </w:r>
+      <w:r>
+        <w:fldChar w:fldCharType="end"/>
       </w:r>
       <w:r>
         <w:fldChar w:fldCharType="end"/>
@@ -11791,15 +11481,7 @@
         <w:t xml:space="preserve">. </w:t>
       </w:r>
       <w:r>
-        <w:t xml:space="preserve">Протокол TCP является соединение-ориентированным и обеспечивает гарантированную доставку, контроль порядка следования сегментов и управление перегрузкой. Протокол UDP реализует </w:t>
-      </w:r>
-      <w:proofErr w:type="spellStart"/>
-      <w:r>
-        <w:t>дейтаграммную</w:t>
-      </w:r>
-      <w:proofErr w:type="spellEnd"/>
-      <w:r>
-        <w:t xml:space="preserve"> модель без установления соединения, не гарантируя ни доставки, ни сохранения порядка пакетов, что обеспечивает минимальные задержки и служебные накладные расходы</w:t>
+        <w:t>Протокол TCP является соединение-ориентированным и обеспечивает гарантированную доставку, контроль порядка следования сегментов и управление перегрузкой. Протокол UDP реализует дейтаграммную модель без установления соединения, не гарантируя ни доставки, ни сохранения порядка пакетов, что обеспечивает минимальные задержки и служебные накладные расходы</w:t>
       </w:r>
       <w:r>
         <w:t xml:space="preserve"> [</w:t>
@@ -11861,13 +11543,8 @@
         </w:rPr>
         <w:t>s</w:t>
       </w:r>
-      <w:proofErr w:type="spellStart"/>
-      <w:r>
-        <w:t>ender</w:t>
-      </w:r>
-      <w:proofErr w:type="spellEnd"/>
-      <w:r>
-        <w:t xml:space="preserve"> является клиентской системой, инициирующей передачу, а </w:t>
+      <w:r>
+        <w:t xml:space="preserve">ender является клиентской системой, инициирующей передачу, а </w:t>
       </w:r>
       <w:r>
         <w:rPr>
@@ -11875,13 +11552,8 @@
         </w:rPr>
         <w:t>r</w:t>
       </w:r>
-      <w:proofErr w:type="spellStart"/>
-      <w:r>
-        <w:t>eceiver</w:t>
-      </w:r>
-      <w:proofErr w:type="spellEnd"/>
-      <w:r>
-        <w:t xml:space="preserve"> — серверной системой, принимающей данные. </w:t>
+      <w:r>
+        <w:t xml:space="preserve">eceiver — серверной системой, принимающей данные. </w:t>
       </w:r>
       <w:r>
         <w:t>П</w:t>
@@ -11913,13 +11585,8 @@
         </w:rPr>
         <w:t>s</w:t>
       </w:r>
-      <w:proofErr w:type="spellStart"/>
-      <w:r>
-        <w:t>ender</w:t>
-      </w:r>
-      <w:proofErr w:type="spellEnd"/>
-      <w:r>
-        <w:t xml:space="preserve"> инициирует соединение с </w:t>
+      <w:r>
+        <w:t xml:space="preserve">ender инициирует соединение с </w:t>
       </w:r>
       <w:r>
         <w:rPr>
@@ -11927,13 +11594,8 @@
         </w:rPr>
         <w:t>r</w:t>
       </w:r>
-      <w:proofErr w:type="spellStart"/>
-      <w:r>
-        <w:t>eceiver</w:t>
-      </w:r>
-      <w:proofErr w:type="spellEnd"/>
-      <w:r>
-        <w:t xml:space="preserve"> </w:t>
+      <w:r>
+        <w:t xml:space="preserve">eceiver </w:t>
       </w:r>
       <w:r>
         <w:t>посредством трёхэтапно</w:t>
@@ -11991,11 +11653,23 @@
         <w:fldChar w:fldCharType="separate"/>
       </w:r>
       <w:r>
+        <w:fldChar w:fldCharType="begin"/>
+      </w:r>
+      <w:r>
+        <w:instrText xml:space="preserve"> INCLUDEPICTURE  "https://media.geeksforgeeks.org/wp-content/uploads/20241221131001741577/TCP-3-768.png" \* MERGEFORMATINET </w:instrText>
+      </w:r>
+      <w:r>
+        <w:fldChar w:fldCharType="separate"/>
+      </w:r>
+      <w:r>
         <w:pict w14:anchorId="5C1AACD5">
-          <v:shape id="_x0000_i1031" type="#_x0000_t75" alt="Picture background" style="width:469.8pt;height:221pt">
+          <v:shape id="_x0000_i1030" type="#_x0000_t75" alt="Picture background" style="width:469.65pt;height:221pt">
             <v:imagedata r:id="rId26" r:href="rId27"/>
           </v:shape>
         </w:pict>
+      </w:r>
+      <w:r>
+        <w:fldChar w:fldCharType="end"/>
       </w:r>
       <w:r>
         <w:fldChar w:fldCharType="end"/>
@@ -12131,30 +11805,8 @@
         <w:rPr>
           <w:color w:val="000000"/>
         </w:rPr>
-        <w:t xml:space="preserve">В качестве системы управления базами данных (СУБД) рассматриваются реляционные СУБД с открытым исходным кодом: </w:t>
-      </w:r>
-      <w:proofErr w:type="spellStart"/>
-      <w:r>
-        <w:rPr>
-          <w:color w:val="000000"/>
-        </w:rPr>
-        <w:t>PostgreSQL</w:t>
-      </w:r>
-      <w:proofErr w:type="spellEnd"/>
-      <w:r>
-        <w:rPr>
-          <w:color w:val="000000"/>
-        </w:rPr>
-        <w:t xml:space="preserve">, MySQL и </w:t>
-      </w:r>
-      <w:proofErr w:type="spellStart"/>
-      <w:r>
-        <w:rPr>
-          <w:color w:val="000000"/>
-        </w:rPr>
-        <w:t>SQLite</w:t>
-      </w:r>
-      <w:proofErr w:type="spellEnd"/>
+        <w:t>В качестве системы управления базами данных (СУБД) рассматриваются реляционные СУБД с открытым исходным кодом: PostgreSQL, MySQL и SQLite</w:t>
+      </w:r>
       <w:r>
         <w:rPr>
           <w:color w:val="000000"/>
@@ -12240,7 +11892,6 @@
                 <w:rFonts w:eastAsia="Times New Roman"/>
               </w:rPr>
             </w:pPr>
-            <w:proofErr w:type="spellStart"/>
             <w:r>
               <w:rPr>
                 <w:rFonts w:eastAsia="Times New Roman"/>
@@ -12248,7 +11899,6 @@
               </w:rPr>
               <w:t>Критерий</w:t>
             </w:r>
-            <w:proofErr w:type="spellEnd"/>
           </w:p>
         </w:tc>
         <w:tc>
@@ -12442,31 +12092,13 @@
                 <w:rFonts w:eastAsia="Times New Roman"/>
               </w:rPr>
             </w:pPr>
-            <w:proofErr w:type="spellStart"/>
             <w:r>
               <w:rPr>
                 <w:rFonts w:eastAsia="Times New Roman"/>
                 <w:lang w:val="en-US"/>
               </w:rPr>
-              <w:t>Тип</w:t>
-            </w:r>
-            <w:proofErr w:type="spellEnd"/>
-            <w:r>
-              <w:rPr>
-                <w:rFonts w:eastAsia="Times New Roman"/>
-                <w:lang w:val="en-US"/>
-              </w:rPr>
-              <w:t xml:space="preserve"> </w:t>
-            </w:r>
-            <w:proofErr w:type="spellStart"/>
-            <w:r>
-              <w:rPr>
-                <w:rFonts w:eastAsia="Times New Roman"/>
-                <w:lang w:val="en-US"/>
-              </w:rPr>
-              <w:t>архитектуры</w:t>
-            </w:r>
-            <w:proofErr w:type="spellEnd"/>
+              <w:t>Тип архитектуры</w:t>
+            </w:r>
           </w:p>
         </w:tc>
         <w:tc>
@@ -12489,7 +12121,6 @@
                 <w:rFonts w:eastAsia="Times New Roman"/>
               </w:rPr>
             </w:pPr>
-            <w:proofErr w:type="spellStart"/>
             <w:r>
               <w:rPr>
                 <w:rFonts w:eastAsia="Times New Roman"/>
@@ -12497,7 +12128,6 @@
               </w:rPr>
               <w:t>Клиент-сервер</w:t>
             </w:r>
-            <w:proofErr w:type="spellEnd"/>
           </w:p>
         </w:tc>
         <w:tc>
@@ -12520,7 +12150,6 @@
                 <w:rFonts w:eastAsia="Times New Roman"/>
               </w:rPr>
             </w:pPr>
-            <w:proofErr w:type="spellStart"/>
             <w:r>
               <w:rPr>
                 <w:rFonts w:eastAsia="Times New Roman"/>
@@ -12528,7 +12157,6 @@
               </w:rPr>
               <w:t>Встраиваемая</w:t>
             </w:r>
-            <w:proofErr w:type="spellEnd"/>
           </w:p>
         </w:tc>
         <w:tc>
@@ -12551,7 +12179,6 @@
                 <w:rFonts w:eastAsia="Times New Roman"/>
               </w:rPr>
             </w:pPr>
-            <w:proofErr w:type="spellStart"/>
             <w:r>
               <w:rPr>
                 <w:rFonts w:eastAsia="Times New Roman"/>
@@ -12559,7 +12186,6 @@
               </w:rPr>
               <w:t>Клиент-сервер</w:t>
             </w:r>
-            <w:proofErr w:type="spellEnd"/>
           </w:p>
         </w:tc>
       </w:tr>
@@ -12588,31 +12214,13 @@
                 <w:rFonts w:eastAsia="Times New Roman"/>
               </w:rPr>
             </w:pPr>
-            <w:proofErr w:type="spellStart"/>
             <w:r>
               <w:rPr>
                 <w:rFonts w:eastAsia="Times New Roman"/>
                 <w:lang w:val="en-US"/>
               </w:rPr>
-              <w:t>Параллельные</w:t>
-            </w:r>
-            <w:proofErr w:type="spellEnd"/>
-            <w:r>
-              <w:rPr>
-                <w:rFonts w:eastAsia="Times New Roman"/>
-                <w:lang w:val="en-US"/>
-              </w:rPr>
-              <w:t xml:space="preserve"> </w:t>
-            </w:r>
-            <w:proofErr w:type="spellStart"/>
-            <w:r>
-              <w:rPr>
-                <w:rFonts w:eastAsia="Times New Roman"/>
-                <w:lang w:val="en-US"/>
-              </w:rPr>
-              <w:t>операции</w:t>
-            </w:r>
-            <w:proofErr w:type="spellEnd"/>
+              <w:t>Параллельные операции</w:t>
+            </w:r>
           </w:p>
         </w:tc>
         <w:tc>
@@ -12635,31 +12243,13 @@
                 <w:rFonts w:eastAsia="Times New Roman"/>
               </w:rPr>
             </w:pPr>
-            <w:proofErr w:type="spellStart"/>
             <w:r>
               <w:rPr>
                 <w:rFonts w:eastAsia="Times New Roman"/>
                 <w:lang w:val="en-US"/>
               </w:rPr>
-              <w:t>Блокировка</w:t>
-            </w:r>
-            <w:proofErr w:type="spellEnd"/>
-            <w:r>
-              <w:rPr>
-                <w:rFonts w:eastAsia="Times New Roman"/>
-                <w:lang w:val="en-US"/>
-              </w:rPr>
-              <w:t xml:space="preserve"> </w:t>
-            </w:r>
-            <w:proofErr w:type="spellStart"/>
-            <w:r>
-              <w:rPr>
-                <w:rFonts w:eastAsia="Times New Roman"/>
-                <w:lang w:val="en-US"/>
-              </w:rPr>
-              <w:t>строк</w:t>
-            </w:r>
-            <w:proofErr w:type="spellEnd"/>
+              <w:t>Блокировка строк</w:t>
+            </w:r>
           </w:p>
         </w:tc>
         <w:tc>
@@ -12710,47 +12300,13 @@
                 <w:rFonts w:eastAsia="Times New Roman"/>
               </w:rPr>
             </w:pPr>
-            <w:proofErr w:type="spellStart"/>
             <w:r>
               <w:rPr>
                 <w:rFonts w:eastAsia="Times New Roman"/>
                 <w:lang w:val="en-US"/>
               </w:rPr>
-              <w:t>Многоверсионность</w:t>
-            </w:r>
-            <w:proofErr w:type="spellEnd"/>
-            <w:r>
-              <w:rPr>
-                <w:rFonts w:eastAsia="Times New Roman"/>
-                <w:lang w:val="en-US"/>
-              </w:rPr>
-              <w:t xml:space="preserve">, </w:t>
-            </w:r>
-            <w:proofErr w:type="spellStart"/>
-            <w:r>
-              <w:rPr>
-                <w:rFonts w:eastAsia="Times New Roman"/>
-                <w:lang w:val="en-US"/>
-              </w:rPr>
-              <w:t>без</w:t>
-            </w:r>
-            <w:proofErr w:type="spellEnd"/>
-            <w:r>
-              <w:rPr>
-                <w:rFonts w:eastAsia="Times New Roman"/>
-                <w:lang w:val="en-US"/>
-              </w:rPr>
-              <w:t xml:space="preserve"> </w:t>
-            </w:r>
-            <w:proofErr w:type="spellStart"/>
-            <w:r>
-              <w:rPr>
-                <w:rFonts w:eastAsia="Times New Roman"/>
-                <w:lang w:val="en-US"/>
-              </w:rPr>
-              <w:t>блокировок</w:t>
-            </w:r>
-            <w:proofErr w:type="spellEnd"/>
+              <w:t>Многоверсионность, без блокировок</w:t>
+            </w:r>
           </w:p>
         </w:tc>
       </w:tr>
@@ -12807,7 +12363,6 @@
                 <w:lang w:val="en-US"/>
               </w:rPr>
             </w:pPr>
-            <w:proofErr w:type="spellStart"/>
             <w:r>
               <w:rPr>
                 <w:rFonts w:eastAsia="Times New Roman"/>
@@ -12815,7 +12370,6 @@
               </w:rPr>
               <w:t>Критерий</w:t>
             </w:r>
-            <w:proofErr w:type="spellEnd"/>
           </w:p>
         </w:tc>
         <w:tc>
@@ -12944,47 +12498,13 @@
                 <w:rFonts w:eastAsia="Times New Roman"/>
               </w:rPr>
             </w:pPr>
-            <w:proofErr w:type="spellStart"/>
             <w:r>
               <w:rPr>
                 <w:rFonts w:eastAsia="Times New Roman"/>
                 <w:lang w:val="en-US"/>
               </w:rPr>
-              <w:t>Физическое</w:t>
-            </w:r>
-            <w:proofErr w:type="spellEnd"/>
-            <w:r>
-              <w:rPr>
-                <w:rFonts w:eastAsia="Times New Roman"/>
-                <w:lang w:val="en-US"/>
-              </w:rPr>
-              <w:t xml:space="preserve"> </w:t>
-            </w:r>
-            <w:proofErr w:type="spellStart"/>
-            <w:r>
-              <w:rPr>
-                <w:rFonts w:eastAsia="Times New Roman"/>
-                <w:lang w:val="en-US"/>
-              </w:rPr>
-              <w:t>хранение</w:t>
-            </w:r>
-            <w:proofErr w:type="spellEnd"/>
-            <w:r>
-              <w:rPr>
-                <w:rFonts w:eastAsia="Times New Roman"/>
-                <w:lang w:val="en-US"/>
-              </w:rPr>
-              <w:t xml:space="preserve"> </w:t>
-            </w:r>
-            <w:proofErr w:type="spellStart"/>
-            <w:r>
-              <w:rPr>
-                <w:rFonts w:eastAsia="Times New Roman"/>
-                <w:lang w:val="en-US"/>
-              </w:rPr>
-              <w:t>данных</w:t>
-            </w:r>
-            <w:proofErr w:type="spellEnd"/>
+              <w:t>Физическое хранение данных</w:t>
+            </w:r>
           </w:p>
         </w:tc>
         <w:tc>
@@ -13485,15 +13005,7 @@
         <w:jc w:val="both"/>
       </w:pPr>
       <w:r>
-        <w:t xml:space="preserve">СУБД </w:t>
-      </w:r>
-      <w:proofErr w:type="spellStart"/>
-      <w:r>
-        <w:t>PostgreSQL</w:t>
-      </w:r>
-      <w:proofErr w:type="spellEnd"/>
-      <w:r>
-        <w:t xml:space="preserve"> является наиболее подходящим вариантом, поскольку обеспечивает хранение сложных типов данных</w:t>
+        <w:t>СУБД PostgreSQL является наиболее подходящим вариантом, поскольку обеспечивает хранение сложных типов данных</w:t>
       </w:r>
       <w:r>
         <w:t>, обеспечивает безопасность и шифрование данных, находится в реестре Минцифры.</w:t>
@@ -13598,7 +13110,6 @@
                 <w:rFonts w:eastAsia="Times New Roman"/>
               </w:rPr>
             </w:pPr>
-            <w:proofErr w:type="spellStart"/>
             <w:r>
               <w:rPr>
                 <w:rFonts w:eastAsia="Times New Roman"/>
@@ -13606,7 +13117,6 @@
               </w:rPr>
               <w:t>Критерий</w:t>
             </w:r>
-            <w:proofErr w:type="spellEnd"/>
           </w:p>
         </w:tc>
         <w:tc>
@@ -13795,59 +13305,13 @@
                 <w:lang w:val="en-US"/>
               </w:rPr>
             </w:pPr>
-            <w:proofErr w:type="spellStart"/>
             <w:r>
               <w:rPr>
                 <w:rFonts w:eastAsia="Times New Roman"/>
                 <w:color w:val="000000"/>
                 <w:lang w:val="en-US"/>
               </w:rPr>
-              <w:t>openSMILE</w:t>
-            </w:r>
-            <w:proofErr w:type="spellEnd"/>
-            <w:r>
-              <w:rPr>
-                <w:rFonts w:eastAsia="Times New Roman"/>
-                <w:color w:val="000000"/>
-                <w:lang w:val="en-US"/>
-              </w:rPr>
-              <w:t xml:space="preserve">, </w:t>
-            </w:r>
-            <w:proofErr w:type="spellStart"/>
-            <w:r>
-              <w:rPr>
-                <w:rFonts w:eastAsia="Times New Roman"/>
-                <w:color w:val="000000"/>
-                <w:lang w:val="en-US"/>
-              </w:rPr>
-              <w:t>Parselmouth</w:t>
-            </w:r>
-            <w:proofErr w:type="spellEnd"/>
-            <w:r>
-              <w:rPr>
-                <w:rFonts w:eastAsia="Times New Roman"/>
-                <w:color w:val="000000"/>
-                <w:lang w:val="en-US"/>
-              </w:rPr>
-              <w:t xml:space="preserve">, </w:t>
-            </w:r>
-            <w:proofErr w:type="spellStart"/>
-            <w:r>
-              <w:rPr>
-                <w:rFonts w:eastAsia="Times New Roman"/>
-                <w:color w:val="000000"/>
-                <w:lang w:val="en-US"/>
-              </w:rPr>
-              <w:t>Librosa</w:t>
-            </w:r>
-            <w:proofErr w:type="spellEnd"/>
-            <w:r>
-              <w:rPr>
-                <w:rFonts w:eastAsia="Times New Roman"/>
-                <w:color w:val="000000"/>
-                <w:lang w:val="en-US"/>
-              </w:rPr>
-              <w:t>, NumPy, SciPy</w:t>
+              <w:t>openSMILE, Parselmouth, Librosa, NumPy, SciPy</w:t>
             </w:r>
           </w:p>
         </w:tc>
@@ -13873,21 +13337,12 @@
                 <w:lang w:val="en-US"/>
               </w:rPr>
             </w:pPr>
-            <w:proofErr w:type="spellStart"/>
             <w:r>
               <w:rPr>
                 <w:rFonts w:eastAsia="Times New Roman"/>
                 <w:color w:val="000000"/>
               </w:rPr>
-              <w:t>LibrosaCpp</w:t>
-            </w:r>
-            <w:proofErr w:type="spellEnd"/>
-            <w:r>
-              <w:rPr>
-                <w:rFonts w:eastAsia="Times New Roman"/>
-                <w:color w:val="000000"/>
-              </w:rPr>
-              <w:t xml:space="preserve">, </w:t>
+              <w:t xml:space="preserve">LibrosaCpp, </w:t>
             </w:r>
             <w:r>
               <w:rPr>
@@ -13921,31 +13376,13 @@
                 <w:lang w:val="en-US"/>
               </w:rPr>
             </w:pPr>
-            <w:proofErr w:type="spellStart"/>
             <w:r>
               <w:rPr>
                 <w:rFonts w:eastAsia="Times New Roman"/>
                 <w:color w:val="000000"/>
               </w:rPr>
-              <w:t>SpeechFeatures</w:t>
-            </w:r>
-            <w:proofErr w:type="spellEnd"/>
-            <w:r>
-              <w:rPr>
-                <w:rFonts w:eastAsia="Times New Roman"/>
-                <w:color w:val="000000"/>
-              </w:rPr>
-              <w:t xml:space="preserve">, </w:t>
-            </w:r>
-            <w:proofErr w:type="spellStart"/>
-            <w:r>
-              <w:rPr>
-                <w:rFonts w:eastAsia="Times New Roman"/>
-                <w:color w:val="000000"/>
-              </w:rPr>
-              <w:t>NAudio</w:t>
-            </w:r>
-            <w:proofErr w:type="spellEnd"/>
+              <w:t>SpeechFeatures, NAudio</w:t>
+            </w:r>
           </w:p>
         </w:tc>
       </w:tr>
@@ -14575,13 +14012,8 @@
                 <w:lang w:val="en-US"/>
               </w:rPr>
             </w:pPr>
-            <w:proofErr w:type="spellStart"/>
-            <w:r>
-              <w:t>Cursor</w:t>
-            </w:r>
-            <w:proofErr w:type="spellEnd"/>
-            <w:r>
-              <w:t xml:space="preserve"> 3.10</w:t>
+            <w:r>
+              <w:t>Cursor 3.10</w:t>
             </w:r>
             <w:r>
               <w:rPr>
@@ -14694,15 +14126,7 @@
               <w:jc w:val="both"/>
             </w:pPr>
             <w:r>
-              <w:t xml:space="preserve">AI-First редактор кода (глубоко модернизированный </w:t>
-            </w:r>
-            <w:proofErr w:type="spellStart"/>
-            <w:r>
-              <w:t>форк</w:t>
-            </w:r>
-            <w:proofErr w:type="spellEnd"/>
-            <w:r>
-              <w:t xml:space="preserve"> VS Code со встроенными ИИ-агентами)</w:t>
+              <w:t>AI-First редактор кода (глубоко модернизированный форк VS Code со встроенными ИИ-агентами)</w:t>
             </w:r>
           </w:p>
         </w:tc>
@@ -14763,13 +14187,8 @@
               <w:spacing w:line="360" w:lineRule="auto"/>
               <w:jc w:val="both"/>
             </w:pPr>
-            <w:proofErr w:type="spellStart"/>
-            <w:r>
-              <w:t>Anysphere</w:t>
-            </w:r>
-            <w:proofErr w:type="spellEnd"/>
-            <w:r>
-              <w:t xml:space="preserve"> </w:t>
+            <w:r>
+              <w:t xml:space="preserve">Anysphere </w:t>
             </w:r>
           </w:p>
         </w:tc>
@@ -14807,15 +14226,7 @@
               <w:jc w:val="both"/>
             </w:pPr>
             <w:r>
-              <w:t xml:space="preserve">Кроссплатформенный: официально поддерживает Windows, </w:t>
-            </w:r>
-            <w:proofErr w:type="spellStart"/>
-            <w:r>
-              <w:t>macOS</w:t>
-            </w:r>
-            <w:proofErr w:type="spellEnd"/>
-            <w:r>
-              <w:t xml:space="preserve"> и Linux</w:t>
+              <w:t>Кроссплатформенный: официально поддерживает Windows, macOS и Linux</w:t>
             </w:r>
           </w:p>
         </w:tc>
@@ -14851,15 +14262,7 @@
               <w:jc w:val="both"/>
             </w:pPr>
             <w:r>
-              <w:t xml:space="preserve">Кроссплатформенный: официально поддерживает Windows, </w:t>
-            </w:r>
-            <w:proofErr w:type="spellStart"/>
-            <w:r>
-              <w:t>macOS</w:t>
-            </w:r>
-            <w:proofErr w:type="spellEnd"/>
-            <w:r>
-              <w:t xml:space="preserve"> и Linux</w:t>
+              <w:t>Кроссплатформенный: официально поддерживает Windows, macOS и Linux</w:t>
             </w:r>
           </w:p>
         </w:tc>
@@ -14915,15 +14318,7 @@
               <w:jc w:val="both"/>
             </w:pPr>
             <w:r>
-              <w:t xml:space="preserve">Встроенные дизайнеры (WPF, </w:t>
-            </w:r>
-            <w:proofErr w:type="spellStart"/>
-            <w:r>
-              <w:t>WinForms</w:t>
-            </w:r>
-            <w:proofErr w:type="spellEnd"/>
-            <w:r>
-              <w:t>). Позволяет визуально изображать интерфейсы (но преимущественно для C#/.NET)</w:t>
+              <w:t>Встроенные дизайнеры (WPF, WinForms). Позволяет визуально изображать интерфейсы (но преимущественно для C#/.NET)</w:t>
             </w:r>
           </w:p>
         </w:tc>
@@ -15046,13 +14441,8 @@
               <w:spacing w:line="360" w:lineRule="auto"/>
               <w:jc w:val="both"/>
             </w:pPr>
-            <w:proofErr w:type="spellStart"/>
-            <w:r>
-              <w:t>Cursor</w:t>
-            </w:r>
-            <w:proofErr w:type="spellEnd"/>
-            <w:r>
-              <w:t xml:space="preserve"> 3.10</w:t>
+            <w:r>
+              <w:t>Cursor 3.10</w:t>
             </w:r>
           </w:p>
         </w:tc>
@@ -15099,23 +14489,7 @@
               <w:jc w:val="both"/>
             </w:pPr>
             <w:r>
-              <w:t xml:space="preserve">Официальный плагин Python от Microsoft и движок </w:t>
-            </w:r>
-            <w:proofErr w:type="spellStart"/>
-            <w:r>
-              <w:t>Pylance</w:t>
-            </w:r>
-            <w:proofErr w:type="spellEnd"/>
-            <w:r>
-              <w:t xml:space="preserve"> обеспечивают </w:t>
-            </w:r>
-            <w:proofErr w:type="spellStart"/>
-            <w:r>
-              <w:t>автокомплит</w:t>
-            </w:r>
-            <w:proofErr w:type="spellEnd"/>
-            <w:r>
-              <w:t xml:space="preserve"> и отладку</w:t>
+              <w:t>Официальный плагин Python от Microsoft и движок Pylance обеспечивают автокомплит и отладку</w:t>
             </w:r>
           </w:p>
         </w:tc>
@@ -15280,14 +14654,12 @@
             <w:r>
               <w:t>Бесплатно для C</w:t>
             </w:r>
-            <w:proofErr w:type="spellStart"/>
             <w:r>
               <w:rPr>
                 <w:lang w:val="en-US"/>
               </w:rPr>
               <w:t>ommunity</w:t>
             </w:r>
-            <w:proofErr w:type="spellEnd"/>
           </w:p>
         </w:tc>
       </w:tr>
@@ -15418,13 +14790,8 @@
                 <w:lang w:val="en-US"/>
               </w:rPr>
             </w:pPr>
-            <w:proofErr w:type="spellStart"/>
-            <w:r>
-              <w:t>openSMILE</w:t>
-            </w:r>
-            <w:proofErr w:type="spellEnd"/>
-            <w:r>
-              <w:t xml:space="preserve"> </w:t>
+            <w:r>
+              <w:t xml:space="preserve">openSMILE </w:t>
             </w:r>
             <w:r>
               <w:rPr>
@@ -15460,11 +14827,9 @@
                 <w:lang w:val="en-US"/>
               </w:rPr>
             </w:pPr>
-            <w:proofErr w:type="spellStart"/>
             <w:r>
               <w:t>Parselmouth</w:t>
             </w:r>
-            <w:proofErr w:type="spellEnd"/>
             <w:r>
               <w:rPr>
                 <w:lang w:val="en-US"/>
@@ -15496,11 +14861,9 @@
               <w:spacing w:line="360" w:lineRule="auto"/>
               <w:jc w:val="both"/>
             </w:pPr>
-            <w:proofErr w:type="spellStart"/>
             <w:r>
               <w:t>Librosa</w:t>
             </w:r>
-            <w:proofErr w:type="spellEnd"/>
             <w:r>
               <w:rPr>
                 <w:lang w:val="en-US"/>
@@ -15783,13 +15146,8 @@
               <w:spacing w:line="360" w:lineRule="auto"/>
               <w:jc w:val="both"/>
             </w:pPr>
-            <w:proofErr w:type="spellStart"/>
-            <w:r>
-              <w:t>openSMILE</w:t>
-            </w:r>
-            <w:proofErr w:type="spellEnd"/>
-            <w:r>
-              <w:t xml:space="preserve">  </w:t>
+            <w:r>
+              <w:t xml:space="preserve">openSMILE  </w:t>
             </w:r>
           </w:p>
           <w:p>
@@ -15815,11 +15173,9 @@
               <w:spacing w:line="360" w:lineRule="auto"/>
               <w:jc w:val="both"/>
             </w:pPr>
-            <w:proofErr w:type="spellStart"/>
             <w:r>
               <w:t>Parselmouth</w:t>
             </w:r>
-            <w:proofErr w:type="spellEnd"/>
           </w:p>
           <w:p>
             <w:pPr>
@@ -15844,13 +15200,8 @@
               <w:spacing w:line="360" w:lineRule="auto"/>
               <w:jc w:val="both"/>
             </w:pPr>
-            <w:proofErr w:type="spellStart"/>
-            <w:r>
-              <w:t>Librosa</w:t>
-            </w:r>
-            <w:proofErr w:type="spellEnd"/>
-            <w:r>
-              <w:t xml:space="preserve">  </w:t>
+            <w:r>
+              <w:t xml:space="preserve">Librosa  </w:t>
             </w:r>
           </w:p>
         </w:tc>
@@ -15967,7 +15318,6 @@
         </w:rPr>
         <w:t xml:space="preserve">набора акустических параметров голоса была выбрана библиотека </w:t>
       </w:r>
-      <w:proofErr w:type="spellStart"/>
       <w:r>
         <w:rPr>
           <w:color w:val="000000"/>
@@ -15975,7 +15325,6 @@
         </w:rPr>
         <w:t>openSmile</w:t>
       </w:r>
-      <w:proofErr w:type="spellEnd"/>
       <w:r>
         <w:rPr>
           <w:color w:val="000000"/>
@@ -16017,10 +15366,10 @@
       </w:pPr>
       <w:r>
         <w:object w:dxaOrig="6310" w:dyaOrig="7000" w14:anchorId="0E34234F">
-          <v:shape id="_x0000_i1032" type="#_x0000_t75" style="width:315.8pt;height:350pt" o:ole="">
+          <v:shape id="_x0000_i1031" type="#_x0000_t75" style="width:315.65pt;height:349.95pt" o:ole="">
             <v:imagedata r:id="rId28" o:title=""/>
           </v:shape>
-          <o:OLEObject Type="Embed" ProgID="Visio.Drawing.15" ShapeID="_x0000_i1032" DrawAspect="Content" ObjectID="_1845791438" r:id="rId29"/>
+          <o:OLEObject Type="Embed" ProgID="Visio.Drawing.15" ShapeID="_x0000_i1031" DrawAspect="Content" ObjectID="_1845824312" r:id="rId29"/>
         </w:object>
       </w:r>
     </w:p>
@@ -16125,7 +15474,7 @@
         <w:t xml:space="preserve"> [1</w:t>
       </w:r>
       <w:r>
-        <w:t>8</w:t>
+        <w:t>7</w:t>
       </w:r>
       <w:r>
         <w:t>]</w:t>
@@ -18232,7 +17581,6 @@
                 <w:szCs w:val="22"/>
               </w:rPr>
             </w:pPr>
-            <w:proofErr w:type="gramStart"/>
             <w:r>
               <w:rPr>
                 <w:sz w:val="22"/>
@@ -18245,15 +17593,7 @@
                 <w:sz w:val="22"/>
                 <w:szCs w:val="22"/>
               </w:rPr>
-              <w:t xml:space="preserve"> 0</w:t>
-            </w:r>
-            <w:proofErr w:type="gramEnd"/>
-            <w:r>
-              <w:rPr>
-                <w:sz w:val="22"/>
-                <w:szCs w:val="22"/>
-              </w:rPr>
-              <w:t>.2</w:t>
+              <w:t xml:space="preserve"> 0.2</w:t>
             </w:r>
           </w:p>
         </w:tc>
@@ -20055,21 +19395,12 @@
                 <w:lang w:val="en-US"/>
               </w:rPr>
             </w:pPr>
-            <w:proofErr w:type="gramStart"/>
-            <w:r>
-              <w:rPr>
-                <w:sz w:val="22"/>
-                <w:szCs w:val="22"/>
-              </w:rPr>
-              <w:t>≥  0</w:t>
-            </w:r>
-            <w:proofErr w:type="gramEnd"/>
-            <w:r>
-              <w:rPr>
-                <w:sz w:val="22"/>
-                <w:szCs w:val="22"/>
-              </w:rPr>
-              <w:t>.2</w:t>
+            <w:r>
+              <w:rPr>
+                <w:sz w:val="22"/>
+                <w:szCs w:val="22"/>
+              </w:rPr>
+              <w:t>≥  0.2</w:t>
             </w:r>
           </w:p>
         </w:tc>
@@ -20322,23 +19653,7 @@
         <w:t xml:space="preserve">. </w:t>
       </w:r>
       <w:r>
-        <w:t xml:space="preserve">По результатам анализа для реализации комплекса выбраны СУБД </w:t>
-      </w:r>
-      <w:proofErr w:type="spellStart"/>
-      <w:r>
-        <w:t>PostgreSQL</w:t>
-      </w:r>
-      <w:proofErr w:type="spellEnd"/>
-      <w:r>
-        <w:t xml:space="preserve">, язык Python, среда разработки Visual Studio Code и библиотека </w:t>
-      </w:r>
-      <w:proofErr w:type="spellStart"/>
-      <w:r>
-        <w:t>openSMILE</w:t>
-      </w:r>
-      <w:proofErr w:type="spellEnd"/>
-      <w:r>
-        <w:t>.</w:t>
+        <w:t>По результатам анализа для реализации комплекса выбраны СУБД PostgreSQL, язык Python, среда разработки Visual Studio Code и библиотека openSMILE.</w:t>
       </w:r>
     </w:p>
     <w:p>
@@ -20398,31 +19713,7 @@
         <w:jc w:val="both"/>
       </w:pPr>
       <w:r>
-        <w:t xml:space="preserve">1 </w:t>
-      </w:r>
-      <w:proofErr w:type="spellStart"/>
-      <w:r>
-        <w:t>Адживапаев</w:t>
-      </w:r>
-      <w:proofErr w:type="spellEnd"/>
-      <w:r>
-        <w:t xml:space="preserve">, М. М. Современные транспортные протоколы: TCP, UDP и QUIC / М. М. </w:t>
-      </w:r>
-      <w:proofErr w:type="spellStart"/>
-      <w:r>
-        <w:t>Адживапаев</w:t>
-      </w:r>
-      <w:proofErr w:type="spellEnd"/>
-      <w:r>
-        <w:t xml:space="preserve">, А. Ю. Мордвинова. — </w:t>
-      </w:r>
-      <w:proofErr w:type="gramStart"/>
-      <w:r>
-        <w:t>Текст :</w:t>
-      </w:r>
-      <w:proofErr w:type="gramEnd"/>
-      <w:r>
-        <w:t xml:space="preserve"> непосредственный // Электротехнические и информационные комплексы и системы. — 2025. — № 9. — С. 1-10.</w:t>
+        <w:t>1 Адживапаев, М. М. Современные транспортные протоколы: TCP, UDP и QUIC / М. М. Адживапаев, А. Ю. Мордвинова. — Текст : непосредственный // Электротехнические и информационные комплексы и системы. — 2025. — № 9. — С. 1-10.</w:t>
       </w:r>
     </w:p>
     <w:p>
@@ -20434,23 +19725,7 @@
         <w:t>2</w:t>
       </w:r>
       <w:r>
-        <w:t xml:space="preserve"> </w:t>
-      </w:r>
-      <w:proofErr w:type="spellStart"/>
-      <w:r>
-        <w:t>Ельсуков</w:t>
-      </w:r>
-      <w:proofErr w:type="spellEnd"/>
-      <w:r>
-        <w:t xml:space="preserve">, Д. А. Python – язык программирования / Д. А. </w:t>
-      </w:r>
-      <w:proofErr w:type="spellStart"/>
-      <w:r>
-        <w:t>Ельсуков</w:t>
-      </w:r>
-      <w:proofErr w:type="spellEnd"/>
-      <w:r>
-        <w:t xml:space="preserve"> // Экономика и социум. – 2021. – № 11 (90). – С. 982–984. </w:t>
+        <w:t xml:space="preserve"> Ельсуков, Д. А. Python – язык программирования / Д. А. Ельсуков // Экономика и социум. – 2021. – № 11 (90). – С. 982–984. </w:t>
       </w:r>
     </w:p>
     <w:p>
@@ -20462,31 +19737,7 @@
         <w:t>3</w:t>
       </w:r>
       <w:r>
-        <w:t xml:space="preserve"> </w:t>
-      </w:r>
-      <w:proofErr w:type="spellStart"/>
-      <w:r>
-        <w:t>Ефимушкин</w:t>
-      </w:r>
-      <w:proofErr w:type="spellEnd"/>
-      <w:r>
-        <w:t xml:space="preserve">, В. А. Сравнительный анализ архитектур и протоколов программно-конфигурируемых сетей / В. А. </w:t>
-      </w:r>
-      <w:proofErr w:type="spellStart"/>
-      <w:r>
-        <w:t>Ефимушкин</w:t>
-      </w:r>
-      <w:proofErr w:type="spellEnd"/>
-      <w:r>
-        <w:t xml:space="preserve">, Т. В. Ледовских, Д. М. Корабельников, Д. Н. Языков. — </w:t>
-      </w:r>
-      <w:proofErr w:type="gramStart"/>
-      <w:r>
-        <w:t>Текст :</w:t>
-      </w:r>
-      <w:proofErr w:type="gramEnd"/>
-      <w:r>
-        <w:t xml:space="preserve"> непосредственный // Электросвязь. — 2014. — № 9. — С. 1–6.</w:t>
+        <w:t xml:space="preserve"> Ефимушкин, В. А. Сравнительный анализ архитектур и протоколов программно-конфигурируемых сетей / В. А. Ефимушкин, Т. В. Ледовских, Д. М. Корабельников, Д. Н. Языков. — Текст : непосредственный // Электросвязь. — 2014. — № 9. — С. 1–6.</w:t>
       </w:r>
     </w:p>
     <w:p>
@@ -20498,127 +19749,7 @@
         <w:t>4</w:t>
       </w:r>
       <w:r>
-        <w:t xml:space="preserve"> </w:t>
-      </w:r>
-      <w:proofErr w:type="spellStart"/>
-      <w:r>
-        <w:t>Иламанов</w:t>
-      </w:r>
-      <w:proofErr w:type="spellEnd"/>
-      <w:r>
-        <w:t xml:space="preserve">, Б. Б. Основы и принципы программирования на С++: от начальных шагов до продвинутых концепций / Б. Б. </w:t>
-      </w:r>
-      <w:proofErr w:type="spellStart"/>
-      <w:r>
-        <w:t>Иламанов</w:t>
-      </w:r>
-      <w:proofErr w:type="spellEnd"/>
-      <w:r>
-        <w:t xml:space="preserve">, О. Хайдарова // Наука, техника и образование. – 2024. – № 1 (70). – С. 1–7. – Перевод: </w:t>
-      </w:r>
-      <w:proofErr w:type="spellStart"/>
-      <w:r>
-        <w:t>Ilamanov</w:t>
-      </w:r>
-      <w:proofErr w:type="spellEnd"/>
-      <w:r>
-        <w:t xml:space="preserve">, B. B. C++ </w:t>
-      </w:r>
-      <w:proofErr w:type="spellStart"/>
-      <w:r>
-        <w:t>programming</w:t>
-      </w:r>
-      <w:proofErr w:type="spellEnd"/>
-      <w:r>
-        <w:t xml:space="preserve"> </w:t>
-      </w:r>
-      <w:proofErr w:type="spellStart"/>
-      <w:r>
-        <w:t>fundamentals</w:t>
-      </w:r>
-      <w:proofErr w:type="spellEnd"/>
-      <w:r>
-        <w:t xml:space="preserve"> </w:t>
-      </w:r>
-      <w:proofErr w:type="spellStart"/>
-      <w:r>
-        <w:t>and</w:t>
-      </w:r>
-      <w:proofErr w:type="spellEnd"/>
-      <w:r>
-        <w:t xml:space="preserve"> </w:t>
-      </w:r>
-      <w:proofErr w:type="spellStart"/>
-      <w:r>
-        <w:t>principles</w:t>
-      </w:r>
-      <w:proofErr w:type="spellEnd"/>
-      <w:r>
-        <w:t xml:space="preserve">: </w:t>
-      </w:r>
-      <w:proofErr w:type="spellStart"/>
-      <w:r>
-        <w:t>from</w:t>
-      </w:r>
-      <w:proofErr w:type="spellEnd"/>
-      <w:r>
-        <w:t xml:space="preserve"> </w:t>
-      </w:r>
-      <w:proofErr w:type="spellStart"/>
-      <w:r>
-        <w:t>basic</w:t>
-      </w:r>
-      <w:proofErr w:type="spellEnd"/>
-      <w:r>
-        <w:t xml:space="preserve"> </w:t>
-      </w:r>
-      <w:proofErr w:type="spellStart"/>
-      <w:r>
-        <w:t>steps</w:t>
-      </w:r>
-      <w:proofErr w:type="spellEnd"/>
-      <w:r>
-        <w:t xml:space="preserve"> </w:t>
-      </w:r>
-      <w:proofErr w:type="spellStart"/>
-      <w:r>
-        <w:t>to</w:t>
-      </w:r>
-      <w:proofErr w:type="spellEnd"/>
-      <w:r>
-        <w:t xml:space="preserve"> </w:t>
-      </w:r>
-      <w:proofErr w:type="spellStart"/>
-      <w:r>
-        <w:t>advanced</w:t>
-      </w:r>
-      <w:proofErr w:type="spellEnd"/>
-      <w:r>
-        <w:t xml:space="preserve"> </w:t>
-      </w:r>
-      <w:proofErr w:type="spellStart"/>
-      <w:r>
-        <w:t>concepts</w:t>
-      </w:r>
-      <w:proofErr w:type="spellEnd"/>
-      <w:r>
-        <w:t xml:space="preserve"> / B. B. </w:t>
-      </w:r>
-      <w:proofErr w:type="spellStart"/>
-      <w:r>
-        <w:t>Ilamanov</w:t>
-      </w:r>
-      <w:proofErr w:type="spellEnd"/>
-      <w:r>
-        <w:t xml:space="preserve">, O. </w:t>
-      </w:r>
-      <w:proofErr w:type="spellStart"/>
-      <w:r>
-        <w:t>Haydarova</w:t>
-      </w:r>
-      <w:proofErr w:type="spellEnd"/>
-      <w:r>
-        <w:t xml:space="preserve">. </w:t>
+        <w:t xml:space="preserve"> Иламанов, Б. Б. Основы и принципы программирования на С++: от начальных шагов до продвинутых концепций / Б. Б. Иламанов, О. Хайдарова // Наука, техника и образование. – 2024. – № 1 (70). – С. 1–7. – Перевод: Ilamanov, B. B. C++ programming fundamentals and principles: from basic steps to advanced concepts / B. B. Ilamanov, O. Haydarova. </w:t>
       </w:r>
     </w:p>
     <w:p>
@@ -20630,39 +19761,7 @@
         <w:t>5</w:t>
       </w:r>
       <w:r>
-        <w:t xml:space="preserve"> Канев, А. И. Исследование различных архитектур нейронных сетей для удаления шумов из аудио и видео / А. И. Канев, М. М. Назаров, В. О. Терентьев, Д. Ю. Усков. — Текст : непосредственный // Искусственный интеллект в автоматизированных системах управления и обработки данных : сб. ст. </w:t>
-      </w:r>
-      <w:proofErr w:type="spellStart"/>
-      <w:r>
-        <w:t>Всерос</w:t>
-      </w:r>
-      <w:proofErr w:type="spellEnd"/>
-      <w:r>
-        <w:t xml:space="preserve">. науч. </w:t>
-      </w:r>
-      <w:proofErr w:type="spellStart"/>
-      <w:r>
-        <w:t>конф</w:t>
-      </w:r>
-      <w:proofErr w:type="spellEnd"/>
-      <w:r>
-        <w:t xml:space="preserve">. (Москва, 27–28 апреля 2022 г.). — </w:t>
-      </w:r>
-      <w:proofErr w:type="gramStart"/>
-      <w:r>
-        <w:t>Москва :</w:t>
-      </w:r>
-      <w:proofErr w:type="gramEnd"/>
-      <w:r>
-        <w:t xml:space="preserve"> Издательство МГТУ им. </w:t>
-      </w:r>
-      <w:proofErr w:type="gramStart"/>
-      <w:r>
-        <w:t>Н.Э.</w:t>
-      </w:r>
-      <w:proofErr w:type="gramEnd"/>
-      <w:r>
-        <w:t xml:space="preserve"> Баумана, 2022. — Т. 2. — С. 298–304.</w:t>
+        <w:t xml:space="preserve"> Канев, А. И. Исследование различных архитектур нейронных сетей для удаления шумов из аудио и видео / А. И. Канев, М. М. Назаров, В. О. Терентьев, Д. Ю. Усков. — Текст : непосредственный // Искусственный интеллект в автоматизированных системах управления и обработки данных : сб. ст. Всерос. науч. конф. (Москва, 27–28 апреля 2022 г.). — Москва : Издательство МГТУ им. Н.Э. Баумана, 2022. — Т. 2. — С. 298–304.</w:t>
       </w:r>
     </w:p>
     <w:p>
@@ -20674,23 +19773,7 @@
         <w:t>6</w:t>
       </w:r>
       <w:r>
-        <w:t xml:space="preserve"> Михневич, А. В. Анализ и извлечение речевых признаков у здоровых лиц и пациентов с БАР с использованием библиотеки </w:t>
-      </w:r>
-      <w:proofErr w:type="spellStart"/>
-      <w:r>
-        <w:t>openSMILE</w:t>
-      </w:r>
-      <w:proofErr w:type="spellEnd"/>
-      <w:r>
-        <w:t xml:space="preserve"> / А. В. Михневич, М. И. Вашкевич. — </w:t>
-      </w:r>
-      <w:proofErr w:type="gramStart"/>
-      <w:r>
-        <w:t>Текст :</w:t>
-      </w:r>
-      <w:proofErr w:type="gramEnd"/>
-      <w:r>
-        <w:t xml:space="preserve"> непосредственный // Электротехнические и информационные комплексы и системы. — 2025. — № 9. — С. 1-4.</w:t>
+        <w:t xml:space="preserve"> Михневич, А. В. Анализ и извлечение речевых признаков у здоровых лиц и пациентов с БАР с использованием библиотеки openSMILE / А. В. Михневич, М. И. Вашкевич. — Текст : непосредственный // Электротехнические и информационные комплексы и системы. — 2025. — № 9. — С. 1-4.</w:t>
       </w:r>
     </w:p>
     <w:p>
@@ -20705,15 +19788,7 @@
         <w:t xml:space="preserve"> </w:t>
       </w:r>
       <w:r>
-        <w:t>Национальный медицинский исследовательский центр имени В. А. Алмазова [Электронный ресурс</w:t>
-      </w:r>
-      <w:proofErr w:type="gramStart"/>
-      <w:r>
-        <w:t>] :</w:t>
-      </w:r>
-      <w:proofErr w:type="gramEnd"/>
-      <w:r>
-        <w:t xml:space="preserve"> официальный сайт. – URL: https://www.almazovcentre.ru/ (дата обращения: 15.07.2026).</w:t>
+        <w:t>Национальный медицинский исследовательский центр имени В. А. Алмазова [Электронный ресурс] : официальный сайт. – URL: https://www.almazovcentre.ru/ (дата обращения: 15.07.2026).</w:t>
       </w:r>
     </w:p>
     <w:p>
@@ -20725,63 +19800,7 @@
         <w:t>8</w:t>
       </w:r>
       <w:r>
-        <w:t xml:space="preserve"> </w:t>
-      </w:r>
-      <w:proofErr w:type="spellStart"/>
-      <w:r>
-        <w:t>Подопригорова</w:t>
-      </w:r>
-      <w:proofErr w:type="spellEnd"/>
-      <w:r>
-        <w:t xml:space="preserve">, Н. С. Автоматическое распознавание речи в системе информационного поиска по аудио / Н. С. </w:t>
-      </w:r>
-      <w:proofErr w:type="spellStart"/>
-      <w:r>
-        <w:t>Подопригорова</w:t>
-      </w:r>
-      <w:proofErr w:type="spellEnd"/>
-      <w:r>
-        <w:t xml:space="preserve">, С. С. </w:t>
-      </w:r>
-      <w:proofErr w:type="spellStart"/>
-      <w:r>
-        <w:t>Подопригорова</w:t>
-      </w:r>
-      <w:proofErr w:type="spellEnd"/>
-      <w:r>
-        <w:t xml:space="preserve">, А. Д. Кан. — Текст : непосредственный // Искусственный интеллект в автоматизированных системах управления и обработки данных : сб. ст. </w:t>
-      </w:r>
-      <w:proofErr w:type="spellStart"/>
-      <w:r>
-        <w:t>Всерос</w:t>
-      </w:r>
-      <w:proofErr w:type="spellEnd"/>
-      <w:r>
-        <w:t xml:space="preserve">. науч. </w:t>
-      </w:r>
-      <w:proofErr w:type="spellStart"/>
-      <w:r>
-        <w:t>конф</w:t>
-      </w:r>
-      <w:proofErr w:type="spellEnd"/>
-      <w:r>
-        <w:t xml:space="preserve">. (Москва, 27–28 апреля 2022 г.). — </w:t>
-      </w:r>
-      <w:proofErr w:type="gramStart"/>
-      <w:r>
-        <w:t>Москва :</w:t>
-      </w:r>
-      <w:proofErr w:type="gramEnd"/>
-      <w:r>
-        <w:t xml:space="preserve"> Издательство МГТУ им. </w:t>
-      </w:r>
-      <w:proofErr w:type="gramStart"/>
-      <w:r>
-        <w:t>Н.Э.</w:t>
-      </w:r>
-      <w:proofErr w:type="gramEnd"/>
-      <w:r>
-        <w:t xml:space="preserve"> Баумана, 2022. — Т. 2. — С. 339–345.</w:t>
+        <w:t xml:space="preserve"> Подопригорова, Н. С. Автоматическое распознавание речи в системе информационного поиска по аудио / Н. С. Подопригорова, С. С. Подопригорова, А. Д. Кан. — Текст : непосредственный // Искусственный интеллект в автоматизированных системах управления и обработки данных : сб. ст. Всерос. науч. конф. (Москва, 27–28 апреля 2022 г.). — Москва : Издательство МГТУ им. Н.Э. Баумана, 2022. — Т. 2. — С. 339–345.</w:t>
       </w:r>
     </w:p>
     <w:p>
@@ -20793,31 +19812,7 @@
         <w:t>9</w:t>
       </w:r>
       <w:r>
-        <w:t xml:space="preserve"> Расулов, В. И. Сравнительный анализ библиотек Text-</w:t>
-      </w:r>
-      <w:proofErr w:type="spellStart"/>
-      <w:r>
-        <w:t>to</w:t>
-      </w:r>
-      <w:proofErr w:type="spellEnd"/>
-      <w:r>
-        <w:t>-</w:t>
-      </w:r>
-      <w:proofErr w:type="spellStart"/>
-      <w:r>
-        <w:t>Speech</w:t>
-      </w:r>
-      <w:proofErr w:type="spellEnd"/>
-      <w:r>
-        <w:t xml:space="preserve"> языка программирования Python / В. И. Расулов, Е. З. Никонова. — </w:t>
-      </w:r>
-      <w:proofErr w:type="gramStart"/>
-      <w:r>
-        <w:t>Текст :</w:t>
-      </w:r>
-      <w:proofErr w:type="gramEnd"/>
-      <w:r>
-        <w:t xml:space="preserve"> непосредственный // Электротехнические и информационные комплексы и системы. — 2025. — № 9. — С. 401-405.</w:t>
+        <w:t xml:space="preserve"> Расулов, В. И. Сравнительный анализ библиотек Text-to-Speech языка программирования Python / В. И. Расулов, Е. З. Никонова. — Текст : непосредственный // Электротехнические и информационные комплексы и системы. — 2025. — № 9. — С. 401-405.</w:t>
       </w:r>
     </w:p>
     <w:p>
@@ -20835,23 +19830,7 @@
         <w:t xml:space="preserve"> </w:t>
       </w:r>
       <w:r>
-        <w:t xml:space="preserve">Сравнительный анализ MySQL и </w:t>
-      </w:r>
-      <w:proofErr w:type="spellStart"/>
-      <w:r>
-        <w:t>PostgreSQL</w:t>
-      </w:r>
-      <w:proofErr w:type="spellEnd"/>
-      <w:r>
-        <w:t xml:space="preserve"> [Электронный ресурс] / М. А. Николаенко, А. С. Сидоренко, И. А. Денисов [и др.</w:t>
-      </w:r>
-      <w:proofErr w:type="gramStart"/>
-      <w:r>
-        <w:t>] ;</w:t>
-      </w:r>
-      <w:proofErr w:type="gramEnd"/>
-      <w:r>
-        <w:t xml:space="preserve"> науч. рук. С. В. Игрунова. – URL: </w:t>
+        <w:t xml:space="preserve">Сравнительный анализ MySQL и PostgreSQL [Электронный ресурс] / М. А. Николаенко, А. С. Сидоренко, И. А. Денисов [и др.] ; науч. рук. С. В. Игрунова. – URL: </w:t>
       </w:r>
       <w:r>
         <w:lastRenderedPageBreak/>
@@ -20882,35 +19861,7 @@
         <w:rPr>
           <w:lang w:val="en-US"/>
         </w:rPr>
-        <w:t xml:space="preserve"> Chen, M. Functional outcome assessment in bipolar disorder: A systematic literature review / M. Chen, H. M. Fitzgerald, J. J. Madera, M. Tohen. — </w:t>
-      </w:r>
-      <w:proofErr w:type="gramStart"/>
-      <w:r>
-        <w:rPr>
-          <w:lang w:val="en-US"/>
-        </w:rPr>
-        <w:t>Text :</w:t>
-      </w:r>
-      <w:proofErr w:type="gramEnd"/>
-      <w:r>
-        <w:rPr>
-          <w:lang w:val="en-US"/>
-        </w:rPr>
-        <w:t xml:space="preserve"> unmediated // </w:t>
-      </w:r>
-      <w:proofErr w:type="gramStart"/>
-      <w:r>
-        <w:rPr>
-          <w:lang w:val="en-US"/>
-        </w:rPr>
-        <w:t>Bipolar Disorders</w:t>
-      </w:r>
-      <w:proofErr w:type="gramEnd"/>
-      <w:r>
-        <w:rPr>
-          <w:lang w:val="en-US"/>
-        </w:rPr>
-        <w:t>. — 2019. — Vol. 21, № 3. — P. 194–214.</w:t>
+        <w:t xml:space="preserve"> Chen, M. Functional outcome assessment in bipolar disorder: A systematic literature review / M. Chen, H. M. Fitzgerald, J. J. Madera, M. Tohen. — Text : unmediated // Bipolar Disorders. — 2019. — Vol. 21, № 3. — P. 194–214.</w:t>
       </w:r>
     </w:p>
     <w:p>
@@ -20937,49 +19888,7 @@
         <w:rPr>
           <w:lang w:val="en-US"/>
         </w:rPr>
-        <w:t xml:space="preserve"> Computer system for analyzing vestibule-vegetative stability of operators of moving devices under conditions of intense vestibular load / T. B. Chistyakova, L. A. Glaznikov, I. V. </w:t>
-      </w:r>
-      <w:proofErr w:type="spellStart"/>
-      <w:r>
-        <w:rPr>
-          <w:lang w:val="en-US"/>
-        </w:rPr>
-        <w:t>Novozhilova</w:t>
-      </w:r>
-      <w:proofErr w:type="spellEnd"/>
-      <w:r>
-        <w:rPr>
-          <w:lang w:val="en-US"/>
-        </w:rPr>
-        <w:t xml:space="preserve">, L. G. </w:t>
-      </w:r>
-      <w:proofErr w:type="spellStart"/>
-      <w:r>
-        <w:rPr>
-          <w:lang w:val="en-US"/>
-        </w:rPr>
-        <w:t>Buinov</w:t>
-      </w:r>
-      <w:proofErr w:type="spellEnd"/>
-      <w:r>
-        <w:rPr>
-          <w:lang w:val="en-US"/>
-        </w:rPr>
-        <w:t xml:space="preserve"> // Proceedings of the XIV </w:t>
-      </w:r>
-      <w:proofErr w:type="gramStart"/>
-      <w:r>
-        <w:rPr>
-          <w:lang w:val="en-US"/>
-        </w:rPr>
-        <w:t>Russian-German</w:t>
-      </w:r>
-      <w:proofErr w:type="gramEnd"/>
-      <w:r>
-        <w:rPr>
-          <w:lang w:val="en-US"/>
-        </w:rPr>
-        <w:t xml:space="preserve"> Conference on Biomedical Engineering (RGC-2019), Saint-Petersburg, 03–06 </w:t>
+        <w:t xml:space="preserve"> Computer system for analyzing vestibule-vegetative stability of operators of moving devices under conditions of intense vestibular load / T. B. Chistyakova, L. A. Glaznikov, I. V. Novozhilova, L. G. Buinov // Proceedings of the XIV Russian-German Conference on Biomedical Engineering (RGC-2019), Saint-Petersburg, 03–06 </w:t>
       </w:r>
       <w:r>
         <w:t>июля</w:t>
@@ -21123,63 +20032,7 @@
         <w:rPr>
           <w:lang w:val="en-US"/>
         </w:rPr>
-        <w:t xml:space="preserve"> </w:t>
-      </w:r>
-      <w:proofErr w:type="spellStart"/>
-      <w:r>
-        <w:rPr>
-          <w:lang w:val="en-US"/>
-        </w:rPr>
-        <w:t>Crocamo</w:t>
-      </w:r>
-      <w:proofErr w:type="spellEnd"/>
-      <w:r>
-        <w:rPr>
-          <w:lang w:val="en-US"/>
-        </w:rPr>
-        <w:t xml:space="preserve"> C., Cioni R.M., Canestro A., Nasti C., </w:t>
-      </w:r>
-      <w:proofErr w:type="spellStart"/>
-      <w:r>
-        <w:rPr>
-          <w:lang w:val="en-US"/>
-        </w:rPr>
-        <w:t>Palpella</w:t>
-      </w:r>
-      <w:proofErr w:type="spellEnd"/>
-      <w:r>
-        <w:rPr>
-          <w:lang w:val="en-US"/>
-        </w:rPr>
-        <w:t xml:space="preserve"> D., Piacenti S., </w:t>
-      </w:r>
-      <w:proofErr w:type="spellStart"/>
-      <w:r>
-        <w:rPr>
-          <w:lang w:val="en-US"/>
-        </w:rPr>
-        <w:t>Bartoccetti</w:t>
-      </w:r>
-      <w:proofErr w:type="spellEnd"/>
-      <w:r>
-        <w:rPr>
-          <w:lang w:val="en-US"/>
-        </w:rPr>
-        <w:t xml:space="preserve"> A., Re M., Simonetti V., </w:t>
-      </w:r>
-      <w:proofErr w:type="spellStart"/>
-      <w:r>
-        <w:rPr>
-          <w:lang w:val="en-US"/>
-        </w:rPr>
-        <w:t>Barattieri</w:t>
-      </w:r>
-      <w:proofErr w:type="spellEnd"/>
-      <w:r>
-        <w:rPr>
-          <w:lang w:val="en-US"/>
-        </w:rPr>
-        <w:t xml:space="preserve"> di San Pietro C., Bulgheroni M., Bartoli F., Carrà G. Acoustic and Natural Language Markers for Bipolar Disorder: A Pilot, mHealth Cross-Sectional Study // JMIR Form Res. – 2025. – Vol. 9. – P. e65555. – DOI: 10.2196/65555. – PMID: 40239203. – PMCID: PMC12017610.</w:t>
+        <w:t xml:space="preserve"> Crocamo C., Cioni R.M., Canestro A., Nasti C., Palpella D., Piacenti S., Bartoccetti A., Re M., Simonetti V., Barattieri di San Pietro C., Bulgheroni M., Bartoli F., Carrà G. Acoustic and Natural Language Markers for Bipolar Disorder: A Pilot, mHealth Cross-Sectional Study // JMIR Form Res. – 2025. – Vol. 9. – P. e65555. – DOI: 10.2196/65555. – PMID: 40239203. – PMCID: PMC12017610.</w:t>
       </w:r>
     </w:p>
     <w:p>
@@ -21206,35 +20059,7 @@
         <w:rPr>
           <w:lang w:val="en-US"/>
         </w:rPr>
-        <w:t xml:space="preserve"> Guidi, A. Automatic analysis of speech F0 contour for the characterization of mood changes in bipolar patients / A. Guidi, N. </w:t>
-      </w:r>
-      <w:proofErr w:type="spellStart"/>
-      <w:r>
-        <w:rPr>
-          <w:lang w:val="en-US"/>
-        </w:rPr>
-        <w:t>Vanello</w:t>
-      </w:r>
-      <w:proofErr w:type="spellEnd"/>
-      <w:r>
-        <w:rPr>
-          <w:lang w:val="en-US"/>
-        </w:rPr>
-        <w:t xml:space="preserve">, G. Bertschy, C. Gentili, L. Landini, E. P. Scilingo. — </w:t>
-      </w:r>
-      <w:proofErr w:type="gramStart"/>
-      <w:r>
-        <w:rPr>
-          <w:lang w:val="en-US"/>
-        </w:rPr>
-        <w:t>Text :</w:t>
-      </w:r>
-      <w:proofErr w:type="gramEnd"/>
-      <w:r>
-        <w:rPr>
-          <w:lang w:val="en-US"/>
-        </w:rPr>
-        <w:t xml:space="preserve"> unmediated // Biomedical Signal Processing and Control. — 2015. — Vol. 17. — P. 29–37.</w:t>
+        <w:t xml:space="preserve"> Guidi, A. Automatic analysis of speech F0 contour for the characterization of mood changes in bipolar patients / A. Guidi, N. Vanello, G. Bertschy, C. Gentili, L. Landini, E. P. Scilingo. — Text : unmediated // Biomedical Signal Processing and Control. — 2015. — Vol. 17. — P. 29–37.</w:t>
       </w:r>
     </w:p>
     <w:p>
@@ -21261,21 +20086,7 @@
         <w:rPr>
           <w:lang w:val="en-US"/>
         </w:rPr>
-        <w:t xml:space="preserve"> Hecker, P. Voice Analysis for Neurological Disorder Recognition—A Systematic Review and Perspective on Emerging Trends / P. Hecker, N. Steckhan, F. Eyben, B. W. Schuller, B. Arnrich. — </w:t>
-      </w:r>
-      <w:proofErr w:type="gramStart"/>
-      <w:r>
-        <w:rPr>
-          <w:lang w:val="en-US"/>
-        </w:rPr>
-        <w:t>Text :</w:t>
-      </w:r>
-      <w:proofErr w:type="gramEnd"/>
-      <w:r>
-        <w:rPr>
-          <w:lang w:val="en-US"/>
-        </w:rPr>
-        <w:t xml:space="preserve"> unmediated // Frontiers in Digital Health. — 2022. — Vol. 4, Article 842301. — P. 1–16.</w:t>
+        <w:t xml:space="preserve"> Hecker, P. Voice Analysis for Neurological Disorder Recognition—A Systematic Review and Perspective on Emerging Trends / P. Hecker, N. Steckhan, F. Eyben, B. W. Schuller, B. Arnrich. — Text : unmediated // Frontiers in Digital Health. — 2022. — Vol. 4, Article 842301. — P. 1–16.</w:t>
       </w:r>
     </w:p>
     <w:p>
@@ -21302,49 +20113,7 @@
         <w:rPr>
           <w:lang w:val="en-US"/>
         </w:rPr>
-        <w:t xml:space="preserve"> Hejlsberg A., </w:t>
-      </w:r>
-      <w:proofErr w:type="spellStart"/>
-      <w:r>
-        <w:rPr>
-          <w:lang w:val="en-US"/>
-        </w:rPr>
-        <w:t>Wiltamuth</w:t>
-      </w:r>
-      <w:proofErr w:type="spellEnd"/>
-      <w:r>
-        <w:rPr>
-          <w:lang w:val="en-US"/>
-        </w:rPr>
-        <w:t xml:space="preserve"> S., Golde P. The C# Programming Language. 2nd ed. </w:t>
-      </w:r>
-      <w:proofErr w:type="gramStart"/>
-      <w:r>
-        <w:rPr>
-          <w:lang w:val="en-US"/>
-        </w:rPr>
-        <w:t>Boston :</w:t>
-      </w:r>
-      <w:proofErr w:type="gramEnd"/>
-      <w:r>
-        <w:rPr>
-          <w:lang w:val="en-US"/>
-        </w:rPr>
-        <w:t xml:space="preserve"> Addison-Wesley </w:t>
-      </w:r>
-      <w:proofErr w:type="gramStart"/>
-      <w:r>
-        <w:rPr>
-          <w:lang w:val="en-US"/>
-        </w:rPr>
-        <w:t>Professional :</w:t>
-      </w:r>
-      <w:proofErr w:type="gramEnd"/>
-      <w:r>
-        <w:rPr>
-          <w:lang w:val="en-US"/>
-        </w:rPr>
-        <w:t xml:space="preserve"> Pearson Education, 2006. ISBN 0-321-33443-4.</w:t>
+        <w:t xml:space="preserve"> Hejlsberg A., Wiltamuth S., Golde P. The C# Programming Language. 2nd ed. Boston : Addison-Wesley Professional : Pearson Education, 2006. ISBN 0-321-33443-4.</w:t>
       </w:r>
     </w:p>
     <w:p>
@@ -21359,117 +20128,19 @@
         <w:rPr>
           <w:lang w:val="en-US"/>
         </w:rPr>
-        <w:t xml:space="preserve">Kaczmarek-Majer K, Dominiak M, </w:t>
-      </w:r>
-      <w:proofErr w:type="spellStart"/>
+        <w:t>Kaczmarek-Majer K, Dominiak M, Antosik AZ, Hryniewicz O, Kamińska O, Opara K, Owsiński 1</w:t>
+      </w:r>
       <w:r>
         <w:rPr>
           <w:lang w:val="en-US"/>
         </w:rPr>
-        <w:t>Antosik</w:t>
-      </w:r>
-      <w:proofErr w:type="spellEnd"/>
+        <w:t>7</w:t>
+      </w:r>
       <w:r>
         <w:rPr>
           <w:lang w:val="en-US"/>
         </w:rPr>
-        <w:t xml:space="preserve"> AZ, Hryniewicz O, Kamińska O, Opara K, </w:t>
-      </w:r>
-      <w:proofErr w:type="spellStart"/>
-      <w:r>
-        <w:rPr>
-          <w:lang w:val="en-US"/>
-        </w:rPr>
-        <w:t>Owsiński</w:t>
-      </w:r>
-      <w:proofErr w:type="spellEnd"/>
-      <w:r>
-        <w:rPr>
-          <w:lang w:val="en-US"/>
-        </w:rPr>
-        <w:t xml:space="preserve"> 1</w:t>
-      </w:r>
-      <w:r>
-        <w:rPr>
-          <w:lang w:val="en-US"/>
-        </w:rPr>
-        <w:t>7</w:t>
-      </w:r>
-      <w:r>
-        <w:rPr>
-          <w:lang w:val="en-US"/>
-        </w:rPr>
-        <w:t xml:space="preserve"> J, </w:t>
-      </w:r>
-      <w:proofErr w:type="spellStart"/>
-      <w:r>
-        <w:rPr>
-          <w:lang w:val="en-US"/>
-        </w:rPr>
-        <w:t>Radziszewska</w:t>
-      </w:r>
-      <w:proofErr w:type="spellEnd"/>
-      <w:r>
-        <w:rPr>
-          <w:lang w:val="en-US"/>
-        </w:rPr>
-        <w:t xml:space="preserve"> W, Sochacka M, </w:t>
-      </w:r>
-      <w:proofErr w:type="spellStart"/>
-      <w:r>
-        <w:rPr>
-          <w:lang w:val="en-US"/>
-        </w:rPr>
-        <w:t>Święcicki</w:t>
-      </w:r>
-      <w:proofErr w:type="spellEnd"/>
-      <w:r>
-        <w:rPr>
-          <w:lang w:val="en-US"/>
-        </w:rPr>
-        <w:t xml:space="preserve"> Ł. Acoustic features from speech as markers of depressive and manic symptoms in bipolar disorder: A prospective study. Acta </w:t>
-      </w:r>
-      <w:proofErr w:type="spellStart"/>
-      <w:r>
-        <w:rPr>
-          <w:lang w:val="en-US"/>
-        </w:rPr>
-        <w:t>Psychiatr</w:t>
-      </w:r>
-      <w:proofErr w:type="spellEnd"/>
-      <w:r>
-        <w:rPr>
-          <w:lang w:val="en-US"/>
-        </w:rPr>
-        <w:t xml:space="preserve"> Scand. 2025 Mar;151(3):358-374. </w:t>
-      </w:r>
-      <w:proofErr w:type="spellStart"/>
-      <w:r>
-        <w:rPr>
-          <w:lang w:val="en-US"/>
-        </w:rPr>
-        <w:t>doi</w:t>
-      </w:r>
-      <w:proofErr w:type="spellEnd"/>
-      <w:r>
-        <w:rPr>
-          <w:lang w:val="en-US"/>
-        </w:rPr>
-        <w:t xml:space="preserve">: 10.1111/acps.13735. </w:t>
-      </w:r>
-      <w:proofErr w:type="spellStart"/>
-      <w:r>
-        <w:rPr>
-          <w:lang w:val="en-US"/>
-        </w:rPr>
-        <w:t>Epub</w:t>
-      </w:r>
-      <w:proofErr w:type="spellEnd"/>
-      <w:r>
-        <w:rPr>
-          <w:lang w:val="en-US"/>
-        </w:rPr>
-        <w:t xml:space="preserve"> 2024 Aug 8. PMID: 39118422; PMCID: PMC11787917.</w:t>
+        <w:t xml:space="preserve"> J, Radziszewska W, Sochacka M, Święcicki Ł. Acoustic features from speech as markers of depressive and manic symptoms in bipolar disorder: A prospective study. Acta Psychiatr Scand. 2025 Mar;151(3):358-374. doi: 10.1111/acps.13735. Epub 2024 Aug 8. PMID: 39118422; PMCID: PMC11787917.</w:t>
       </w:r>
     </w:p>
     <w:p>
@@ -21490,21 +20161,7 @@
         <w:rPr>
           <w:lang w:val="en-US"/>
         </w:rPr>
-        <w:t xml:space="preserve"> Li, J. Mood states recognition based on Mandarin speech and deep learning in patients with bipolar disorder / J. Li, Q. Yan, M. Li, X. Hou, C. Li, Z. Zhao, H. Yin, G. Xu. — </w:t>
-      </w:r>
-      <w:proofErr w:type="gramStart"/>
-      <w:r>
-        <w:rPr>
-          <w:lang w:val="en-US"/>
-        </w:rPr>
-        <w:t>Text :</w:t>
-      </w:r>
-      <w:proofErr w:type="gramEnd"/>
-      <w:r>
-        <w:rPr>
-          <w:lang w:val="en-US"/>
-        </w:rPr>
-        <w:t xml:space="preserve"> unmediated // BMC Psychiatry. — 2025. — Vol. 25, Article 1123. — P. 1-13.</w:t>
+        <w:t xml:space="preserve"> Li, J. Mood states recognition based on Mandarin speech and deep learning in patients with bipolar disorder / J. Li, Q. Yan, M. Li, X. Hou, C. Li, Z. Zhao, H. Yin, G. Xu. — Text : unmediated // BMC Psychiatry. — 2025. — Vol. 25, Article 1123. — P. 1-13.</w:t>
       </w:r>
     </w:p>
     <w:p>
@@ -21532,189 +20189,7 @@
         <w:rPr>
           <w:lang w:val="en-US"/>
         </w:rPr>
-        <w:t xml:space="preserve"> </w:t>
-      </w:r>
-      <w:proofErr w:type="spellStart"/>
-      <w:r>
-        <w:rPr>
-          <w:lang w:val="en-US"/>
-        </w:rPr>
-        <w:t>Pieniowska</w:t>
-      </w:r>
-      <w:proofErr w:type="spellEnd"/>
-      <w:r>
-        <w:rPr>
-          <w:lang w:val="en-US"/>
-        </w:rPr>
-        <w:t xml:space="preserve">, K. </w:t>
-      </w:r>
-      <w:proofErr w:type="spellStart"/>
-      <w:r>
-        <w:rPr>
-          <w:lang w:val="en-US"/>
-        </w:rPr>
-        <w:t>Narzędzia</w:t>
-      </w:r>
-      <w:proofErr w:type="spellEnd"/>
-      <w:r>
-        <w:rPr>
-          <w:lang w:val="en-US"/>
-        </w:rPr>
-        <w:t xml:space="preserve"> do </w:t>
-      </w:r>
-      <w:proofErr w:type="spellStart"/>
-      <w:r>
-        <w:rPr>
-          <w:lang w:val="en-US"/>
-        </w:rPr>
-        <w:t>analizy</w:t>
-      </w:r>
-      <w:proofErr w:type="spellEnd"/>
-      <w:r>
-        <w:rPr>
-          <w:lang w:val="en-US"/>
-        </w:rPr>
-        <w:t xml:space="preserve"> </w:t>
-      </w:r>
-      <w:proofErr w:type="spellStart"/>
-      <w:r>
-        <w:rPr>
-          <w:lang w:val="en-US"/>
-        </w:rPr>
-        <w:t>mowy</w:t>
-      </w:r>
-      <w:proofErr w:type="spellEnd"/>
-      <w:r>
-        <w:rPr>
-          <w:lang w:val="en-US"/>
-        </w:rPr>
-        <w:t xml:space="preserve"> - </w:t>
-      </w:r>
-      <w:proofErr w:type="spellStart"/>
-      <w:r>
-        <w:rPr>
-          <w:lang w:val="en-US"/>
-        </w:rPr>
-        <w:t>przegląd</w:t>
-      </w:r>
-      <w:proofErr w:type="spellEnd"/>
-      <w:r>
-        <w:rPr>
-          <w:lang w:val="en-US"/>
-        </w:rPr>
-        <w:t xml:space="preserve"> </w:t>
-      </w:r>
-      <w:proofErr w:type="spellStart"/>
-      <w:r>
-        <w:rPr>
-          <w:lang w:val="en-US"/>
-        </w:rPr>
-        <w:t>dostępnych</w:t>
-      </w:r>
-      <w:proofErr w:type="spellEnd"/>
-      <w:r>
-        <w:rPr>
-          <w:lang w:val="en-US"/>
-        </w:rPr>
-        <w:t xml:space="preserve"> </w:t>
-      </w:r>
-      <w:proofErr w:type="spellStart"/>
-      <w:r>
-        <w:rPr>
-          <w:lang w:val="en-US"/>
-        </w:rPr>
-        <w:t>programów</w:t>
-      </w:r>
-      <w:proofErr w:type="spellEnd"/>
-      <w:r>
-        <w:rPr>
-          <w:lang w:val="en-US"/>
-        </w:rPr>
-        <w:t xml:space="preserve"> </w:t>
-      </w:r>
-      <w:proofErr w:type="spellStart"/>
-      <w:r>
-        <w:rPr>
-          <w:lang w:val="en-US"/>
-        </w:rPr>
-        <w:t>i</w:t>
-      </w:r>
-      <w:proofErr w:type="spellEnd"/>
-      <w:r>
-        <w:rPr>
-          <w:lang w:val="en-US"/>
-        </w:rPr>
-        <w:t xml:space="preserve"> </w:t>
-      </w:r>
-      <w:proofErr w:type="spellStart"/>
-      <w:r>
-        <w:rPr>
-          <w:lang w:val="en-US"/>
-        </w:rPr>
-        <w:t>bibliotek</w:t>
-      </w:r>
-      <w:proofErr w:type="spellEnd"/>
-      <w:r>
-        <w:rPr>
-          <w:lang w:val="en-US"/>
-        </w:rPr>
-        <w:t xml:space="preserve"> / K. </w:t>
-      </w:r>
-      <w:proofErr w:type="spellStart"/>
-      <w:r>
-        <w:rPr>
-          <w:lang w:val="en-US"/>
-        </w:rPr>
-        <w:t>Pieniowska</w:t>
-      </w:r>
-      <w:proofErr w:type="spellEnd"/>
-      <w:r>
-        <w:rPr>
-          <w:lang w:val="en-US"/>
-        </w:rPr>
-        <w:t xml:space="preserve">. — </w:t>
-      </w:r>
-      <w:proofErr w:type="gramStart"/>
-      <w:r>
-        <w:rPr>
-          <w:lang w:val="en-US"/>
-        </w:rPr>
-        <w:t>Text :</w:t>
-      </w:r>
-      <w:proofErr w:type="gramEnd"/>
-      <w:r>
-        <w:rPr>
-          <w:lang w:val="en-US"/>
-        </w:rPr>
-        <w:t xml:space="preserve"> unmediated // </w:t>
-      </w:r>
-      <w:proofErr w:type="spellStart"/>
-      <w:r>
-        <w:rPr>
-          <w:lang w:val="en-US"/>
-        </w:rPr>
-        <w:t>Poznańskie</w:t>
-      </w:r>
-      <w:proofErr w:type="spellEnd"/>
-      <w:r>
-        <w:rPr>
-          <w:lang w:val="en-US"/>
-        </w:rPr>
-        <w:t xml:space="preserve"> Studia Polonistyczne. Seria </w:t>
-      </w:r>
-      <w:proofErr w:type="spellStart"/>
-      <w:r>
-        <w:rPr>
-          <w:lang w:val="en-US"/>
-        </w:rPr>
-        <w:t>Językoznawcza</w:t>
-      </w:r>
-      <w:proofErr w:type="spellEnd"/>
-      <w:r>
-        <w:rPr>
-          <w:lang w:val="en-US"/>
-        </w:rPr>
-        <w:t>. — 2019. — Vol. 26, № 2. — P. 215–225.</w:t>
+        <w:t xml:space="preserve"> Pieniowska, K. Narzędzia do analizy mowy - przegląd dostępnych programów i bibliotek / K. Pieniowska. — Text : unmediated // Poznańskie Studia Polonistyczne. Seria Językoznawcza. — 2019. — Vol. 26, № 2. — P. 215–225.</w:t>
       </w:r>
     </w:p>
     <w:p>
@@ -21741,35 +20216,7 @@
         <w:rPr>
           <w:lang w:val="en-US"/>
         </w:rPr>
-        <w:t xml:space="preserve"> Rodrigo, I. Listening to the Mind: Integrating Vocal Biomarkers into Digital Health / I. Rodrigo, J. A. </w:t>
-      </w:r>
-      <w:proofErr w:type="spellStart"/>
-      <w:r>
-        <w:rPr>
-          <w:lang w:val="en-US"/>
-        </w:rPr>
-        <w:t>Duñabeitia</w:t>
-      </w:r>
-      <w:proofErr w:type="spellEnd"/>
-      <w:r>
-        <w:rPr>
-          <w:lang w:val="en-US"/>
-        </w:rPr>
-        <w:t xml:space="preserve">. — </w:t>
-      </w:r>
-      <w:proofErr w:type="gramStart"/>
-      <w:r>
-        <w:rPr>
-          <w:lang w:val="en-US"/>
-        </w:rPr>
-        <w:t>Text :</w:t>
-      </w:r>
-      <w:proofErr w:type="gramEnd"/>
-      <w:r>
-        <w:rPr>
-          <w:lang w:val="en-US"/>
-        </w:rPr>
-        <w:t xml:space="preserve"> unmediated // Brain Sciences. — 2025. — Vol. 15, № 7, Article 762. — P. 1–16.</w:t>
+        <w:t xml:space="preserve"> Rodrigo, I. Listening to the Mind: Integrating Vocal Biomarkers into Digital Health / I. Rodrigo, J. A. Duñabeitia. — Text : unmediated // Brain Sciences. — 2025. — Vol. 15, № 7, Article 762. — P. 1–16.</w:t>
       </w:r>
     </w:p>
     <w:p>
@@ -21796,49 +20243,7 @@
         <w:rPr>
           <w:lang w:val="en-US"/>
         </w:rPr>
-        <w:t xml:space="preserve"> Sokół-Szawłowska M., Kamińska O., Sochacka M. </w:t>
-      </w:r>
-      <w:proofErr w:type="spellStart"/>
-      <w:r>
-        <w:rPr>
-          <w:lang w:val="en-US"/>
-        </w:rPr>
-        <w:t>MoodMon</w:t>
-      </w:r>
-      <w:proofErr w:type="spellEnd"/>
-      <w:r>
-        <w:rPr>
-          <w:lang w:val="en-US"/>
-        </w:rPr>
-        <w:t xml:space="preserve">: novel optimization of bipolar disorder monitoring through patient-driven voice parameter submission and AI technology // </w:t>
-      </w:r>
-      <w:proofErr w:type="spellStart"/>
-      <w:r>
-        <w:rPr>
-          <w:lang w:val="en-US"/>
-        </w:rPr>
-        <w:t>Postep</w:t>
-      </w:r>
-      <w:proofErr w:type="spellEnd"/>
-      <w:r>
-        <w:rPr>
-          <w:lang w:val="en-US"/>
-        </w:rPr>
-        <w:t xml:space="preserve"> </w:t>
-      </w:r>
-      <w:proofErr w:type="spellStart"/>
-      <w:r>
-        <w:rPr>
-          <w:lang w:val="en-US"/>
-        </w:rPr>
-        <w:t>Psychiatr</w:t>
-      </w:r>
-      <w:proofErr w:type="spellEnd"/>
-      <w:r>
-        <w:rPr>
-          <w:lang w:val="en-US"/>
-        </w:rPr>
-        <w:t xml:space="preserve"> Neurol. – 2024. – Vol. 33, No. 4. – P. 230–240. – DOI: 10.5114/ppn.2024.147100. – PMID: 40070428. – PMCID: PMC11891757.</w:t>
+        <w:t xml:space="preserve"> Sokół-Szawłowska M., Kamińska O., Sochacka M. MoodMon: novel optimization of bipolar disorder monitoring through patient-driven voice parameter submission and AI technology // Postep Psychiatr Neurol. – 2024. – Vol. 33, No. 4. – P. 230–240. – DOI: 10.5114/ppn.2024.147100. – PMID: 40070428. – PMCID: PMC11891757.</w:t>
       </w:r>
     </w:p>
     <w:p>
@@ -21865,35 +20270,7 @@
         <w:rPr>
           <w:lang w:val="en-US"/>
         </w:rPr>
-        <w:t xml:space="preserve"> Vizza, P. Through the Speech and Vocal Signals Hidden Secrets: An Explainable Methodology for Neurological Diseases Early Detection / P. Vizza, A. Di Ponio, G. Timpano, R. B. Bossio, G. </w:t>
-      </w:r>
-      <w:proofErr w:type="spellStart"/>
-      <w:r>
-        <w:rPr>
-          <w:lang w:val="en-US"/>
-        </w:rPr>
-        <w:t>Tradigo</w:t>
-      </w:r>
-      <w:proofErr w:type="spellEnd"/>
-      <w:r>
-        <w:rPr>
-          <w:lang w:val="en-US"/>
-        </w:rPr>
-        <w:t xml:space="preserve">, G. Pozzi, P. H. Guzzi, P. Veltri. — </w:t>
-      </w:r>
-      <w:proofErr w:type="gramStart"/>
-      <w:r>
-        <w:rPr>
-          <w:lang w:val="en-US"/>
-        </w:rPr>
-        <w:t>Text :</w:t>
-      </w:r>
-      <w:proofErr w:type="gramEnd"/>
-      <w:r>
-        <w:rPr>
-          <w:lang w:val="en-US"/>
-        </w:rPr>
-        <w:t xml:space="preserve"> unmediated // Journal of Healthcare Informatics Research. — 2025. — Vol. 9, № 4. — P. 533–566.</w:t>
+        <w:t xml:space="preserve"> Vizza, P. Through the Speech and Vocal Signals Hidden Secrets: An Explainable Methodology for Neurological Diseases Early Detection / P. Vizza, A. Di Ponio, G. Timpano, R. B. Bossio, G. Tradigo, G. Pozzi, P. H. Guzzi, P. Veltri. — Text : unmediated // Journal of Healthcare Informatics Research. — 2025. — Vol. 9, № 4. — P. 533–566.</w:t>
       </w:r>
     </w:p>
     <w:p>
@@ -21920,21 +20297,7 @@
         <w:rPr>
           <w:lang w:val="en-US"/>
         </w:rPr>
-        <w:t xml:space="preserve"> Zhang, J. Analysis on speech signal features of manic patients / J. Zhang, Z. Pan, C. Gui, T. Xue, Y. Lin, J. Zhu, D. Cui. — </w:t>
-      </w:r>
-      <w:proofErr w:type="gramStart"/>
-      <w:r>
-        <w:rPr>
-          <w:lang w:val="en-US"/>
-        </w:rPr>
-        <w:t>Text :</w:t>
-      </w:r>
-      <w:proofErr w:type="gramEnd"/>
-      <w:r>
-        <w:rPr>
-          <w:lang w:val="en-US"/>
-        </w:rPr>
-        <w:t xml:space="preserve"> unmediated // Journal of Psychiatric Research. — 2018. — Vol. 98. — P. 59–63.</w:t>
+        <w:t xml:space="preserve"> Zhang, J. Analysis on speech signal features of manic patients / J. Zhang, Z. Pan, C. Gui, T. Xue, Y. Lin, J. Zhu, D. Cui. — Text : unmediated // Journal of Psychiatric Research. — 2018. — Vol. 98. — P. 59–63.</w:t>
       </w:r>
     </w:p>
     <w:sectPr>
@@ -23162,6 +21525,7 @@
   <w:style w:type="character" w:default="1" w:styleId="a0">
     <w:name w:val="Default Paragraph Font"/>
     <w:uiPriority w:val="1"/>
+    <w:semiHidden/>
     <w:unhideWhenUsed/>
   </w:style>
   <w:style w:type="table" w:default="1" w:styleId="a1">
